--- a/rapports/2026-06-06/EQ27/EQ27_sup_v2/DR_061203020020/20-43-74-53.docx
+++ b/rapports/2026-06-06/EQ27/EQ27_sup_v2/DR_061203020020/20-43-74-53.docx
@@ -297,7 +297,7 @@
           <w:color w:val="1F6FEB"/>
           <w:sz w:val="22"/>
         </w:rPr>
-        <w:t>⚠ INCOHÉRENCES À CORRIGER (118)</w:t>
+        <w:t>⚠ INCOHÉRENCES À CORRIGER (100)</w:t>
       </w:r>
     </w:p>
     <w:tbl>
@@ -454,7 +454,7 @@
                 <w:color w:val="16A34A"/>
                 <w:sz w:val="16"/>
               </w:rPr>
-              <w:t>s01q39</w:t>
+              <w:t>s01q32, s01q37, s04q23, s01q00b, s01q37_decode, s04q23_decode</w:t>
             </w:r>
           </w:p>
         </w:tc>
@@ -485,7 +485,7 @@
                 <w:i w:val="0"/>
                 <w:sz w:val="17"/>
               </w:rPr>
-              <w:t>Incoherence! GUEDJI DIONE dispose d'un téléphone portable à s01q39, donc la raison évoquée ne peut pas être (ne dispose pas d'appareil).</w:t>
+              <w:t>Incoherence! CHEIKH DIONE a declaré que la catégorie socioprofessionnelle de sa mère est Travailleur familial contribuant à une entreprise familiale alors que la mère elle-même declare comme catégorie socioprofessionnelle Travailleur pour compte propre au niveau de la section 4b.</w:t>
             </w:r>
           </w:p>
         </w:tc>
@@ -575,7 +575,7 @@
                 <w:i w:val="0"/>
                 <w:sz w:val="17"/>
               </w:rPr>
-              <w:t>Incoherence! YANDE DIONE a declaré que la catégorie socioprofessionnelle de sa mère est Travailleur familial contribuant à une entreprise familiale alors que la mère elle-même declare comme catégorie socioprofessionnelle Travailleur pour compte propre au niveau de la section 4b.</w:t>
+              <w:t>Incoherence! DABA DIONE2 a declaré que la catégorie socioprofessionnelle de sa mère est Travailleur familial contribuant à une entreprise familiale alors que la mère elle-même declare comme catégorie socioprofessionnelle Travailleur pour compte propre au niveau de la section 4b.</w:t>
             </w:r>
           </w:p>
         </w:tc>
@@ -665,7 +665,7 @@
                 <w:i w:val="0"/>
                 <w:sz w:val="17"/>
               </w:rPr>
-              <w:t>Incoherence! CHEIKH DIONE a declaré que la catégorie socioprofessionnelle de sa mère est Travailleur familial contribuant à une entreprise familiale alors que la mère elle-même declare comme catégorie socioprofessionnelle Travailleur pour compte propre au niveau de la section 4b.</w:t>
+              <w:t>Incoherence! DIOULDE DIONE a declaré que la catégorie socioprofessionnelle de sa mère est Travailleur familial contribuant à une entreprise familiale alors que la mère elle-même declare comme catégorie socioprofessionnelle Travailleur pour compte propre au niveau de la section 4b.</w:t>
             </w:r>
           </w:p>
         </w:tc>
@@ -755,7 +755,7 @@
                 <w:i w:val="0"/>
                 <w:sz w:val="17"/>
               </w:rPr>
-              <w:t>Incoherence! DABA DIONE2 a declaré que la catégorie socioprofessionnelle de sa mère est Travailleur familial contribuant à une entreprise familiale alors que la mère elle-même declare comme catégorie socioprofessionnelle Travailleur pour compte propre au niveau de la section 4b.</w:t>
+              <w:t>Incoherence! FATOU DIONE a declaré que la catégorie socioprofessionnelle de sa mère est Travailleur familial contribuant à une entreprise familiale alors que la mère elle-même declare comme catégorie socioprofessionnelle Travailleur pour compte propre au niveau de la section 4b.</w:t>
             </w:r>
           </w:p>
         </w:tc>
@@ -814,7 +814,7 @@
                 <w:color w:val="16A34A"/>
                 <w:sz w:val="16"/>
               </w:rPr>
-              <w:t>s01q32, s01q37, s04q23, s01q00b, s01q37_decode, s04q23_decode</w:t>
+              <w:t>s01q39</w:t>
             </w:r>
           </w:p>
         </w:tc>
@@ -845,7 +845,7 @@
                 <w:i w:val="0"/>
                 <w:sz w:val="17"/>
               </w:rPr>
-              <w:t>Incoherence! DIOULDE DIONE a declaré que la catégorie socioprofessionnelle de sa mère est Travailleur familial contribuant à une entreprise familiale alors que la mère elle-même declare comme catégorie socioprofessionnelle Travailleur pour compte propre au niveau de la section 4b.</w:t>
+              <w:t>Incoherence! GUEDJI DIONE dispose d'un téléphone portable à s01q39, donc la raison évoquée ne peut pas être (ne dispose pas d'appareil).</w:t>
             </w:r>
           </w:p>
         </w:tc>
@@ -904,7 +904,7 @@
                 <w:color w:val="16A34A"/>
                 <w:sz w:val="16"/>
               </w:rPr>
-              <w:t>s01q32, s01q37, s04q23, s01q00b, s01q37_decode, s04q23_decode</w:t>
+              <w:t>s01q25, s01q30, s04q23, s01q00b, s01q30_decode, s04q23_decode</w:t>
             </w:r>
           </w:p>
         </w:tc>
@@ -935,7 +935,7 @@
                 <w:i w:val="0"/>
                 <w:sz w:val="17"/>
               </w:rPr>
-              <w:t>Incoherence! FATOU DIONE a declaré que la catégorie socioprofessionnelle de sa mère est Travailleur familial contribuant à une entreprise familiale alors que la mère elle-même declare comme catégorie socioprofessionnelle Travailleur pour compte propre au niveau de la section 4b.</w:t>
+              <w:t>Incoherence! LATYR DIONE a declaré que la catégorie socioprofessionnelle de son père est Travailleur familial contribuant à une entreprise familiale alors que le père lui-même declare comme catégorie socioprofessionnelle Travailleur pour compte propre au niveau de la section 4a.</w:t>
             </w:r>
           </w:p>
         </w:tc>
@@ -1025,7 +1025,7 @@
                 <w:i w:val="0"/>
                 <w:sz w:val="17"/>
               </w:rPr>
-              <w:t>Incoherence! LATYR DIONE a declaré que la catégorie socioprofessionnelle de son père est Travailleur familial contribuant à une entreprise familiale alors que le père lui-même declare comme catégorie socioprofessionnelle Travailleur pour compte propre au niveau de la section 4a.</w:t>
+              <w:t>Incoherence! LATYR DIONE a declaré que la catégorie socioprofessionnelle de son père est Travailleur familial contribuant à une entreprise familiale alors que le père lui-même declare comme catégorie socioprofessionnelle Travailleur pour compte propre au niveau de la section 4b.</w:t>
             </w:r>
           </w:p>
         </w:tc>
@@ -1084,7 +1084,7 @@
                 <w:color w:val="16A34A"/>
                 <w:sz w:val="16"/>
               </w:rPr>
-              <w:t>s01q25, s01q30, s04q23, s01q00b, s01q30_decode, s04q23_decode</w:t>
+              <w:t>s01q32, s01q37, s04q23, s01q00b, s01q37_decode, s04q23_decode</w:t>
             </w:r>
           </w:p>
         </w:tc>
@@ -1115,7 +1115,7 @@
                 <w:i w:val="0"/>
                 <w:sz w:val="17"/>
               </w:rPr>
-              <w:t>Incoherence! LATYR DIONE a declaré que la catégorie socioprofessionnelle de son père est Travailleur familial contribuant à une entreprise familiale alors que le père lui-même declare comme catégorie socioprofessionnelle Travailleur pour compte propre au niveau de la section 4b.</w:t>
+              <w:t>Incoherence! SANOU DIONE a declaré que la catégorie socioprofessionnelle de sa mère est Travailleur familial contribuant à une entreprise familiale alors que la mère elle-même declare comme catégorie socioprofessionnelle Travailleur pour compte propre au niveau de la section 4b.</w:t>
             </w:r>
           </w:p>
         </w:tc>
@@ -1205,7 +1205,7 @@
                 <w:i w:val="0"/>
                 <w:sz w:val="17"/>
               </w:rPr>
-              <w:t>Incoherence! SANOU DIONE a declaré que la catégorie socioprofessionnelle de sa mère est Travailleur familial contribuant à une entreprise familiale alors que la mère elle-même declare comme catégorie socioprofessionnelle Travailleur pour compte propre au niveau de la section 4b.</w:t>
+              <w:t>Incoherence! SEYNABOU DIONE a declaré que la catégorie socioprofessionnelle de sa mère est Travailleur familial contribuant à une entreprise familiale alors que la mère elle-même declare comme catégorie socioprofessionnelle Travailleur pour compte propre au niveau de la section 4b.</w:t>
             </w:r>
           </w:p>
         </w:tc>
@@ -1295,7 +1295,7 @@
                 <w:i w:val="0"/>
                 <w:sz w:val="17"/>
               </w:rPr>
-              <w:t>Incoherence! SEYNABOU DIONE a declaré que la catégorie socioprofessionnelle de sa mère est Travailleur familial contribuant à une entreprise familiale alors que la mère elle-même declare comme catégorie socioprofessionnelle Travailleur pour compte propre au niveau de la section 4b.</w:t>
+              <w:t>Incoherence! YANDE DIONE a declaré que la catégorie socioprofessionnelle de sa mère est Travailleur familial contribuant à une entreprise familiale alors que la mère elle-même declare comme catégorie socioprofessionnelle Travailleur pour compte propre au niveau de la section 4b.</w:t>
             </w:r>
           </w:p>
         </w:tc>
@@ -1354,7 +1354,7 @@
                 <w:color w:val="16A34A"/>
                 <w:sz w:val="16"/>
               </w:rPr>
-              <w:t>—</w:t>
+              <w:t>s00q10, s01q35, s01q36, s01q37, s02q04, s02q15, s01q00b, s02q17_code</w:t>
             </w:r>
           </w:p>
         </w:tc>
@@ -1385,7 +1385,7 @@
                 <w:i w:val="0"/>
                 <w:sz w:val="17"/>
               </w:rPr>
-              <w:t>Incohérence!!! seulement les écoles privées paient les frais de scolarité (y compris les frais d'inscription).</w:t>
+              <w:t>Avertissement!!! L'âge (17 ans) de SOKHNA DIONE avec son niveau d'étude (6ème année Primaire) semble incoherent, veuillez confirmer cette information avec le QG ou corriger l'incohérence.</w:t>
             </w:r>
           </w:p>
         </w:tc>
@@ -1475,7 +1475,7 @@
                 <w:i w:val="0"/>
                 <w:sz w:val="17"/>
               </w:rPr>
-              <w:t>Avertissement!!! L'âge (17 ans) de SOKHNA DIONE avec son niveau d'étude (6ème année Primaire) semble incoherent, veuillez confirmer cette information avec le QG ou corriger l'incohérence.</w:t>
+              <w:t>Avertissement!!! L'âge (19 ans) de YANDE DIONE avec son niveau d'étude (6ème année Primaire) semble incoherent, veuillez confirmer cette information avec le QG ou corriger l'incohérence.</w:t>
             </w:r>
           </w:p>
         </w:tc>
@@ -1534,7 +1534,7 @@
                 <w:color w:val="16A34A"/>
                 <w:sz w:val="16"/>
               </w:rPr>
-              <w:t>s00q10, s01q35, s01q36, s01q37, s02q04, s02q15, s01q00b, s02q17_code</w:t>
+              <w:t>—</w:t>
             </w:r>
           </w:p>
         </w:tc>
@@ -1565,7 +1565,7 @@
                 <w:i w:val="0"/>
                 <w:sz w:val="17"/>
               </w:rPr>
-              <w:t>Avertissement!!! L'âge (19 ans) de YANDE DIONE avec son niveau d'étude (6ème année Primaire) semble incoherent, veuillez confirmer cette information avec le QG ou corriger l'incohérence.</w:t>
+              <w:t>Incoherent!!! LATYR DIONE n'a pas fréquenté l'école au cours de l'année scolaire 2024/2025 mais a déclaré 2025 comme dernière année à laquelle il/elle a fréquenté l'école.</w:t>
             </w:r>
           </w:p>
         </w:tc>
@@ -1624,7 +1624,7 @@
                 <w:color w:val="16A34A"/>
                 <w:sz w:val="16"/>
               </w:rPr>
-              <w:t>—</w:t>
+              <w:t>s02q33, s01q00b</w:t>
             </w:r>
           </w:p>
         </w:tc>
@@ -1655,7 +1655,7 @@
                 <w:i w:val="0"/>
                 <w:sz w:val="17"/>
               </w:rPr>
-              <w:t>Incoherent!!! LATYR DIONE n'a pas fréquenté l'école au cours de l'année scolaire 2024/2025 mais a déclaré 2025 comme dernière année à laquelle il/elle a fréquenté l'école.</w:t>
+              <w:t>Incoherent!!! La dernière fois que TENNING DIOUF1 a  fréquenté l'école est 9999.</w:t>
             </w:r>
           </w:p>
         </w:tc>
@@ -1714,7 +1714,7 @@
                 <w:color w:val="16A34A"/>
                 <w:sz w:val="16"/>
               </w:rPr>
-              <w:t>s02q33, s01q00b</w:t>
+              <w:t>s01q32, s01q36, s01q38, s04q37_modif, s02q33, s02q34, s01q00b</w:t>
             </w:r>
           </w:p>
         </w:tc>
@@ -1745,7 +1745,7 @@
                 <w:i w:val="0"/>
                 <w:sz w:val="17"/>
               </w:rPr>
-              <w:t>Incoherent!!! La dernière fois que TENNING DIOUF1 a  fréquenté l'école est 9999.</w:t>
+              <w:t>Peu probable!!! Vu l'âge (23 ans) de DABA DIONE 1 ou l'année à laquelle DABA DIONE 1 a fréquenté l'école pour la dernière fois (2023) le dernier diplome de DABA DIONE 1 ne peut être le Certificat d'études primaires (CEP), prière de corriger cette incohérence ou confirmer avec le QG.</w:t>
             </w:r>
           </w:p>
         </w:tc>
@@ -1778,6 +1778,1356 @@
                 <w:i w:val="0"/>
                 <w:sz w:val="16"/>
               </w:rPr>
+              <w:t>S04</w:t>
+              <w:br/>
+            </w:r>
+            <w:r>
+              <w:rPr>
+                <w:b w:val="0"/>
+                <w:i w:val="0"/>
+                <w:color w:val="64748B"/>
+                <w:sz w:val="14"/>
+              </w:rPr>
+              <w:t>Emploi</w:t>
+            </w:r>
+          </w:p>
+        </w:tc>
+        <w:tc>
+          <w:tcPr>
+            <w:tcW w:type="dxa" w:w="1531"/>
+          </w:tcPr>
+          <w:p>
+            <w:r>
+              <w:rPr>
+                <w:b/>
+                <w:i w:val="0"/>
+                <w:color w:val="16A34A"/>
+                <w:sz w:val="16"/>
+              </w:rPr>
+              <w:t>s00q08, s01q35, s01q36, s01q37, s02q01__3, s02q02__3, s03q21, s04q22</w:t>
+            </w:r>
+          </w:p>
+        </w:tc>
+        <w:tc>
+          <w:tcPr>
+            <w:tcW w:type="dxa" w:w="1191"/>
+          </w:tcPr>
+          <w:p>
+            <w:r>
+              <w:rPr>
+                <w:b w:val="0"/>
+                <w:i w:val="0"/>
+                <w:color w:val="64748B"/>
+                <w:sz w:val="16"/>
+              </w:rPr>
+              <w:t>GT-CQ</w:t>
+            </w:r>
+          </w:p>
+        </w:tc>
+        <w:tc>
+          <w:tcPr>
+            <w:tcW w:type="dxa" w:w="4706"/>
+          </w:tcPr>
+          <w:p>
+            <w:r>
+              <w:rPr>
+                <w:b w:val="0"/>
+                <w:i w:val="0"/>
+                <w:sz w:val="17"/>
+              </w:rPr>
+              <w:t>Incoherent!!! Le secteur institutionnel de DIENE DIONE est incoherent, prière de corriger ou confirmer cette information auprès du ménage.</w:t>
+            </w:r>
+          </w:p>
+        </w:tc>
+      </w:tr>
+      <w:tr>
+        <w:tc>
+          <w:tcPr>
+            <w:tcW w:type="dxa" w:w="964"/>
+          </w:tcPr>
+          <w:p>
+            <w:r>
+              <w:rPr>
+                <w:b/>
+                <w:i w:val="0"/>
+                <w:color w:val="DC2626"/>
+                <w:sz w:val="16"/>
+              </w:rPr>
+              <w:t>Haute</w:t>
+            </w:r>
+          </w:p>
+        </w:tc>
+        <w:tc>
+          <w:tcPr>
+            <w:tcW w:type="dxa" w:w="1247"/>
+          </w:tcPr>
+          <w:p>
+            <w:r>
+              <w:rPr>
+                <w:b/>
+                <w:i w:val="0"/>
+                <w:sz w:val="16"/>
+              </w:rPr>
+              <w:t>S04</w:t>
+              <w:br/>
+            </w:r>
+            <w:r>
+              <w:rPr>
+                <w:b w:val="0"/>
+                <w:i w:val="0"/>
+                <w:color w:val="64748B"/>
+                <w:sz w:val="14"/>
+              </w:rPr>
+              <w:t>Emploi</w:t>
+            </w:r>
+          </w:p>
+        </w:tc>
+        <w:tc>
+          <w:tcPr>
+            <w:tcW w:type="dxa" w:w="1531"/>
+          </w:tcPr>
+          <w:p>
+            <w:r>
+              <w:rPr>
+                <w:b/>
+                <w:i w:val="0"/>
+                <w:color w:val="16A34A"/>
+                <w:sz w:val="16"/>
+              </w:rPr>
+              <w:t>s00q14, s00q16, s00q18, s01q39, s01q42__1, s01q42__2, s02q30, s02q34</w:t>
+            </w:r>
+          </w:p>
+        </w:tc>
+        <w:tc>
+          <w:tcPr>
+            <w:tcW w:type="dxa" w:w="1191"/>
+          </w:tcPr>
+          <w:p>
+            <w:r>
+              <w:rPr>
+                <w:b w:val="0"/>
+                <w:i w:val="0"/>
+                <w:color w:val="64748B"/>
+                <w:sz w:val="16"/>
+              </w:rPr>
+              <w:t>GT-CQ</w:t>
+            </w:r>
+          </w:p>
+        </w:tc>
+        <w:tc>
+          <w:tcPr>
+            <w:tcW w:type="dxa" w:w="4706"/>
+          </w:tcPr>
+          <w:p>
+            <w:r>
+              <w:rPr>
+                <w:b w:val="0"/>
+                <w:i w:val="0"/>
+                <w:sz w:val="17"/>
+              </w:rPr>
+              <w:t>Avertissement! DIENE DIONE travaille principalement dans l'agriculture ou élevage ou pêche et le secteur institutionnel déclaré semble  incohérent, prière de corriger ou confirmer avec le QG.</w:t>
+            </w:r>
+          </w:p>
+        </w:tc>
+      </w:tr>
+      <w:tr>
+        <w:tc>
+          <w:tcPr>
+            <w:tcW w:type="dxa" w:w="964"/>
+          </w:tcPr>
+          <w:p>
+            <w:r>
+              <w:rPr>
+                <w:b/>
+                <w:i w:val="0"/>
+                <w:color w:val="DC2626"/>
+                <w:sz w:val="16"/>
+              </w:rPr>
+              <w:t>Haute</w:t>
+            </w:r>
+          </w:p>
+        </w:tc>
+        <w:tc>
+          <w:tcPr>
+            <w:tcW w:type="dxa" w:w="1247"/>
+          </w:tcPr>
+          <w:p>
+            <w:r>
+              <w:rPr>
+                <w:b/>
+                <w:i w:val="0"/>
+                <w:sz w:val="16"/>
+              </w:rPr>
+              <w:t>S16</w:t>
+              <w:br/>
+            </w:r>
+            <w:r>
+              <w:rPr>
+                <w:b w:val="0"/>
+                <w:i w:val="0"/>
+                <w:color w:val="64748B"/>
+                <w:sz w:val="14"/>
+              </w:rPr>
+              <w:t>Agriculture</w:t>
+            </w:r>
+          </w:p>
+        </w:tc>
+        <w:tc>
+          <w:tcPr>
+            <w:tcW w:type="dxa" w:w="1531"/>
+          </w:tcPr>
+          <w:p>
+            <w:r>
+              <w:rPr>
+                <w:b/>
+                <w:i w:val="0"/>
+                <w:color w:val="16A34A"/>
+                <w:sz w:val="16"/>
+              </w:rPr>
+              <w:t>s16dq05a, s16dq05c</w:t>
+            </w:r>
+          </w:p>
+        </w:tc>
+        <w:tc>
+          <w:tcPr>
+            <w:tcW w:type="dxa" w:w="1191"/>
+          </w:tcPr>
+          <w:p>
+            <w:r>
+              <w:rPr>
+                <w:b w:val="0"/>
+                <w:i w:val="0"/>
+                <w:color w:val="64748B"/>
+                <w:sz w:val="16"/>
+              </w:rPr>
+              <w:t>GT-CQ</w:t>
+            </w:r>
+          </w:p>
+        </w:tc>
+        <w:tc>
+          <w:tcPr>
+            <w:tcW w:type="dxa" w:w="4706"/>
+          </w:tcPr>
+          <w:p>
+            <w:r>
+              <w:rPr>
+                <w:b w:val="0"/>
+                <w:i w:val="0"/>
+                <w:sz w:val="17"/>
+              </w:rPr>
+              <w:t>La quantité de s16dq05a estimée en Kg est incohérente avec la prise dans la question s16dq05c, prière de bien estimer et mettre la valeur exacte.</w:t>
+            </w:r>
+          </w:p>
+        </w:tc>
+      </w:tr>
+      <w:tr>
+        <w:tc>
+          <w:tcPr>
+            <w:tcW w:type="dxa" w:w="964"/>
+          </w:tcPr>
+          <w:p>
+            <w:r>
+              <w:rPr>
+                <w:b/>
+                <w:i w:val="0"/>
+                <w:color w:val="EA580C"/>
+                <w:sz w:val="16"/>
+              </w:rPr>
+              <w:t>Moyenne</w:t>
+            </w:r>
+          </w:p>
+        </w:tc>
+        <w:tc>
+          <w:tcPr>
+            <w:tcW w:type="dxa" w:w="1247"/>
+          </w:tcPr>
+          <w:p>
+            <w:r>
+              <w:rPr>
+                <w:b/>
+                <w:i w:val="0"/>
+                <w:sz w:val="16"/>
+              </w:rPr>
+              <w:t>S00</w:t>
+              <w:br/>
+            </w:r>
+            <w:r>
+              <w:rPr>
+                <w:b w:val="0"/>
+                <w:i w:val="0"/>
+                <w:color w:val="64748B"/>
+                <w:sz w:val="14"/>
+              </w:rPr>
+              <w:t>Identification</w:t>
+            </w:r>
+          </w:p>
+        </w:tc>
+        <w:tc>
+          <w:tcPr>
+            <w:tcW w:type="dxa" w:w="1531"/>
+          </w:tcPr>
+          <w:p>
+            <w:r>
+              <w:rPr>
+                <w:b/>
+                <w:i w:val="0"/>
+                <w:color w:val="16A34A"/>
+                <w:sz w:val="16"/>
+              </w:rPr>
+              <w:t>—</w:t>
+            </w:r>
+          </w:p>
+        </w:tc>
+        <w:tc>
+          <w:tcPr>
+            <w:tcW w:type="dxa" w:w="1191"/>
+          </w:tcPr>
+          <w:p>
+            <w:r>
+              <w:rPr>
+                <w:b w:val="0"/>
+                <w:i w:val="0"/>
+                <w:color w:val="64748B"/>
+                <w:sz w:val="16"/>
+              </w:rPr>
+              <w:t>GT-CQ</w:t>
+            </w:r>
+          </w:p>
+        </w:tc>
+        <w:tc>
+          <w:tcPr>
+            <w:tcW w:type="dxa" w:w="4706"/>
+          </w:tcPr>
+          <w:p>
+            <w:r>
+              <w:rPr>
+                <w:b w:val="0"/>
+                <w:i w:val="0"/>
+                <w:sz w:val="17"/>
+              </w:rPr>
+              <w:t>L'adresse ou la localisation du ménage doit être bien renseignée, ne doit pas contenir des numéros de téléphone et elle semble courte pour être une adresse.</w:t>
+            </w:r>
+          </w:p>
+        </w:tc>
+      </w:tr>
+      <w:tr>
+        <w:tc>
+          <w:tcPr>
+            <w:tcW w:type="dxa" w:w="964"/>
+          </w:tcPr>
+          <w:p>
+            <w:r>
+              <w:rPr>
+                <w:b/>
+                <w:i w:val="0"/>
+                <w:color w:val="EA580C"/>
+                <w:sz w:val="16"/>
+              </w:rPr>
+              <w:t>Moyenne</w:t>
+            </w:r>
+          </w:p>
+        </w:tc>
+        <w:tc>
+          <w:tcPr>
+            <w:tcW w:type="dxa" w:w="1247"/>
+          </w:tcPr>
+          <w:p>
+            <w:r>
+              <w:rPr>
+                <w:b/>
+                <w:i w:val="0"/>
+                <w:sz w:val="16"/>
+              </w:rPr>
+              <w:t>S00</w:t>
+              <w:br/>
+            </w:r>
+            <w:r>
+              <w:rPr>
+                <w:b w:val="0"/>
+                <w:i w:val="0"/>
+                <w:color w:val="64748B"/>
+                <w:sz w:val="14"/>
+              </w:rPr>
+              <w:t>Identification</w:t>
+            </w:r>
+          </w:p>
+        </w:tc>
+        <w:tc>
+          <w:tcPr>
+            <w:tcW w:type="dxa" w:w="1531"/>
+          </w:tcPr>
+          <w:p>
+            <w:r>
+              <w:rPr>
+                <w:b/>
+                <w:i w:val="0"/>
+                <w:color w:val="16A34A"/>
+                <w:sz w:val="16"/>
+              </w:rPr>
+              <w:t>—</w:t>
+            </w:r>
+          </w:p>
+        </w:tc>
+        <w:tc>
+          <w:tcPr>
+            <w:tcW w:type="dxa" w:w="1191"/>
+          </w:tcPr>
+          <w:p>
+            <w:r>
+              <w:rPr>
+                <w:b w:val="0"/>
+                <w:i w:val="0"/>
+                <w:color w:val="64748B"/>
+                <w:sz w:val="16"/>
+              </w:rPr>
+              <w:t>GT-CQ</w:t>
+            </w:r>
+          </w:p>
+        </w:tc>
+        <w:tc>
+          <w:tcPr>
+            <w:tcW w:type="dxa" w:w="4706"/>
+          </w:tcPr>
+          <w:p>
+            <w:r>
+              <w:rPr>
+                <w:b w:val="0"/>
+                <w:i w:val="0"/>
+                <w:sz w:val="17"/>
+              </w:rPr>
+              <w:t>Prière de renseigner la bonne adresse.</w:t>
+            </w:r>
+          </w:p>
+        </w:tc>
+      </w:tr>
+      <w:tr>
+        <w:tc>
+          <w:tcPr>
+            <w:tcW w:type="dxa" w:w="964"/>
+          </w:tcPr>
+          <w:p>
+            <w:r>
+              <w:rPr>
+                <w:b/>
+                <w:i w:val="0"/>
+                <w:color w:val="EA580C"/>
+                <w:sz w:val="16"/>
+              </w:rPr>
+              <w:t>Moyenne</w:t>
+            </w:r>
+          </w:p>
+        </w:tc>
+        <w:tc>
+          <w:tcPr>
+            <w:tcW w:type="dxa" w:w="1247"/>
+          </w:tcPr>
+          <w:p>
+            <w:r>
+              <w:rPr>
+                <w:b/>
+                <w:i w:val="0"/>
+                <w:sz w:val="16"/>
+              </w:rPr>
+              <w:t>S01</w:t>
+              <w:br/>
+            </w:r>
+            <w:r>
+              <w:rPr>
+                <w:b w:val="0"/>
+                <w:i w:val="0"/>
+                <w:color w:val="64748B"/>
+                <w:sz w:val="14"/>
+              </w:rPr>
+              <w:t>Démographie</w:t>
+            </w:r>
+          </w:p>
+        </w:tc>
+        <w:tc>
+          <w:tcPr>
+            <w:tcW w:type="dxa" w:w="1531"/>
+          </w:tcPr>
+          <w:p>
+            <w:r>
+              <w:rPr>
+                <w:b/>
+                <w:i w:val="0"/>
+                <w:color w:val="16A34A"/>
+                <w:sz w:val="16"/>
+              </w:rPr>
+              <w:t>s1q05</w:t>
+            </w:r>
+          </w:p>
+        </w:tc>
+        <w:tc>
+          <w:tcPr>
+            <w:tcW w:type="dxa" w:w="1191"/>
+          </w:tcPr>
+          <w:p>
+            <w:r>
+              <w:rPr>
+                <w:b w:val="0"/>
+                <w:i w:val="0"/>
+                <w:color w:val="64748B"/>
+                <w:sz w:val="16"/>
+              </w:rPr>
+              <w:t>GT-CQ</w:t>
+            </w:r>
+          </w:p>
+        </w:tc>
+        <w:tc>
+          <w:tcPr>
+            <w:tcW w:type="dxa" w:w="4706"/>
+          </w:tcPr>
+          <w:p>
+            <w:r>
+              <w:rPr>
+                <w:b w:val="0"/>
+                <w:i w:val="0"/>
+                <w:sz w:val="17"/>
+              </w:rPr>
+              <w:t>Attention! Il ne devrait pas avoir NC parmis les modalité de la variable s1q05.</w:t>
+            </w:r>
+          </w:p>
+        </w:tc>
+      </w:tr>
+      <w:tr>
+        <w:tc>
+          <w:tcPr>
+            <w:tcW w:type="dxa" w:w="964"/>
+          </w:tcPr>
+          <w:p>
+            <w:r>
+              <w:rPr>
+                <w:b/>
+                <w:i w:val="0"/>
+                <w:color w:val="EA580C"/>
+                <w:sz w:val="16"/>
+              </w:rPr>
+              <w:t>Moyenne</w:t>
+            </w:r>
+          </w:p>
+        </w:tc>
+        <w:tc>
+          <w:tcPr>
+            <w:tcW w:type="dxa" w:w="1247"/>
+          </w:tcPr>
+          <w:p>
+            <w:r>
+              <w:rPr>
+                <w:b/>
+                <w:i w:val="0"/>
+                <w:sz w:val="16"/>
+              </w:rPr>
+              <w:t>S01</w:t>
+              <w:br/>
+            </w:r>
+            <w:r>
+              <w:rPr>
+                <w:b w:val="0"/>
+                <w:i w:val="0"/>
+                <w:color w:val="64748B"/>
+                <w:sz w:val="14"/>
+              </w:rPr>
+              <w:t>Démographie</w:t>
+            </w:r>
+          </w:p>
+        </w:tc>
+        <w:tc>
+          <w:tcPr>
+            <w:tcW w:type="dxa" w:w="1531"/>
+          </w:tcPr>
+          <w:p>
+            <w:r>
+              <w:rPr>
+                <w:b/>
+                <w:i w:val="0"/>
+                <w:color w:val="16A34A"/>
+                <w:sz w:val="16"/>
+              </w:rPr>
+              <w:t>—</w:t>
+            </w:r>
+          </w:p>
+        </w:tc>
+        <w:tc>
+          <w:tcPr>
+            <w:tcW w:type="dxa" w:w="1191"/>
+          </w:tcPr>
+          <w:p>
+            <w:r>
+              <w:rPr>
+                <w:b w:val="0"/>
+                <w:i w:val="0"/>
+                <w:color w:val="64748B"/>
+                <w:sz w:val="16"/>
+              </w:rPr>
+              <w:t>GT-CQ</w:t>
+            </w:r>
+          </w:p>
+        </w:tc>
+        <w:tc>
+          <w:tcPr>
+            <w:tcW w:type="dxa" w:w="4706"/>
+          </w:tcPr>
+          <w:p>
+            <w:r>
+              <w:rPr>
+                <w:b w:val="0"/>
+                <w:i w:val="0"/>
+                <w:sz w:val="17"/>
+              </w:rPr>
+              <w:t>Soit AWA DIOUF dispose d'un acte de naissance soit n'en dispose pas.</w:t>
+            </w:r>
+          </w:p>
+        </w:tc>
+      </w:tr>
+      <w:tr>
+        <w:tc>
+          <w:tcPr>
+            <w:tcW w:type="dxa" w:w="964"/>
+          </w:tcPr>
+          <w:p>
+            <w:r>
+              <w:rPr>
+                <w:b/>
+                <w:i w:val="0"/>
+                <w:color w:val="EA580C"/>
+                <w:sz w:val="16"/>
+              </w:rPr>
+              <w:t>Moyenne</w:t>
+            </w:r>
+          </w:p>
+        </w:tc>
+        <w:tc>
+          <w:tcPr>
+            <w:tcW w:type="dxa" w:w="1247"/>
+          </w:tcPr>
+          <w:p>
+            <w:r>
+              <w:rPr>
+                <w:b/>
+                <w:i w:val="0"/>
+                <w:sz w:val="16"/>
+              </w:rPr>
+              <w:t>S01</w:t>
+              <w:br/>
+            </w:r>
+            <w:r>
+              <w:rPr>
+                <w:b w:val="0"/>
+                <w:i w:val="0"/>
+                <w:color w:val="64748B"/>
+                <w:sz w:val="14"/>
+              </w:rPr>
+              <w:t>Démographie</w:t>
+            </w:r>
+          </w:p>
+        </w:tc>
+        <w:tc>
+          <w:tcPr>
+            <w:tcW w:type="dxa" w:w="1531"/>
+          </w:tcPr>
+          <w:p>
+            <w:r>
+              <w:rPr>
+                <w:b/>
+                <w:i w:val="0"/>
+                <w:color w:val="16A34A"/>
+                <w:sz w:val="16"/>
+              </w:rPr>
+              <w:t>—</w:t>
+            </w:r>
+          </w:p>
+        </w:tc>
+        <w:tc>
+          <w:tcPr>
+            <w:tcW w:type="dxa" w:w="1191"/>
+          </w:tcPr>
+          <w:p>
+            <w:r>
+              <w:rPr>
+                <w:b w:val="0"/>
+                <w:i w:val="0"/>
+                <w:color w:val="64748B"/>
+                <w:sz w:val="16"/>
+              </w:rPr>
+              <w:t>GT-CQ</w:t>
+            </w:r>
+          </w:p>
+        </w:tc>
+        <w:tc>
+          <w:tcPr>
+            <w:tcW w:type="dxa" w:w="4706"/>
+          </w:tcPr>
+          <w:p>
+            <w:r>
+              <w:rPr>
+                <w:b w:val="0"/>
+                <w:i w:val="0"/>
+                <w:sz w:val="17"/>
+              </w:rPr>
+              <w:t>Prière de verifier l'information donnée par CHEIKH DIONE ou corriger au niveau de la section 1.</w:t>
+            </w:r>
+          </w:p>
+        </w:tc>
+      </w:tr>
+      <w:tr>
+        <w:tc>
+          <w:tcPr>
+            <w:tcW w:type="dxa" w:w="964"/>
+          </w:tcPr>
+          <w:p>
+            <w:r>
+              <w:rPr>
+                <w:b/>
+                <w:i w:val="0"/>
+                <w:color w:val="EA580C"/>
+                <w:sz w:val="16"/>
+              </w:rPr>
+              <w:t>Moyenne</w:t>
+            </w:r>
+          </w:p>
+        </w:tc>
+        <w:tc>
+          <w:tcPr>
+            <w:tcW w:type="dxa" w:w="1247"/>
+          </w:tcPr>
+          <w:p>
+            <w:r>
+              <w:rPr>
+                <w:b/>
+                <w:i w:val="0"/>
+                <w:sz w:val="16"/>
+              </w:rPr>
+              <w:t>S01</w:t>
+              <w:br/>
+            </w:r>
+            <w:r>
+              <w:rPr>
+                <w:b w:val="0"/>
+                <w:i w:val="0"/>
+                <w:color w:val="64748B"/>
+                <w:sz w:val="14"/>
+              </w:rPr>
+              <w:t>Démographie</w:t>
+            </w:r>
+          </w:p>
+        </w:tc>
+        <w:tc>
+          <w:tcPr>
+            <w:tcW w:type="dxa" w:w="1531"/>
+          </w:tcPr>
+          <w:p>
+            <w:r>
+              <w:rPr>
+                <w:b/>
+                <w:i w:val="0"/>
+                <w:color w:val="16A34A"/>
+                <w:sz w:val="16"/>
+              </w:rPr>
+              <w:t>—</w:t>
+            </w:r>
+          </w:p>
+        </w:tc>
+        <w:tc>
+          <w:tcPr>
+            <w:tcW w:type="dxa" w:w="1191"/>
+          </w:tcPr>
+          <w:p>
+            <w:r>
+              <w:rPr>
+                <w:b w:val="0"/>
+                <w:i w:val="0"/>
+                <w:color w:val="64748B"/>
+                <w:sz w:val="16"/>
+              </w:rPr>
+              <w:t>GT-CQ</w:t>
+            </w:r>
+          </w:p>
+        </w:tc>
+        <w:tc>
+          <w:tcPr>
+            <w:tcW w:type="dxa" w:w="4706"/>
+          </w:tcPr>
+          <w:p>
+            <w:r>
+              <w:rPr>
+                <w:b w:val="0"/>
+                <w:i w:val="0"/>
+                <w:sz w:val="17"/>
+              </w:rPr>
+              <w:t>Prière de verifier l'information donnée par DABA DIONE2 ou corriger au niveau de la section 1.</w:t>
+            </w:r>
+          </w:p>
+        </w:tc>
+      </w:tr>
+      <w:tr>
+        <w:tc>
+          <w:tcPr>
+            <w:tcW w:type="dxa" w:w="964"/>
+          </w:tcPr>
+          <w:p>
+            <w:r>
+              <w:rPr>
+                <w:b/>
+                <w:i w:val="0"/>
+                <w:color w:val="EA580C"/>
+                <w:sz w:val="16"/>
+              </w:rPr>
+              <w:t>Moyenne</w:t>
+            </w:r>
+          </w:p>
+        </w:tc>
+        <w:tc>
+          <w:tcPr>
+            <w:tcW w:type="dxa" w:w="1247"/>
+          </w:tcPr>
+          <w:p>
+            <w:r>
+              <w:rPr>
+                <w:b/>
+                <w:i w:val="0"/>
+                <w:sz w:val="16"/>
+              </w:rPr>
+              <w:t>S01</w:t>
+              <w:br/>
+            </w:r>
+            <w:r>
+              <w:rPr>
+                <w:b w:val="0"/>
+                <w:i w:val="0"/>
+                <w:color w:val="64748B"/>
+                <w:sz w:val="14"/>
+              </w:rPr>
+              <w:t>Démographie</w:t>
+            </w:r>
+          </w:p>
+        </w:tc>
+        <w:tc>
+          <w:tcPr>
+            <w:tcW w:type="dxa" w:w="1531"/>
+          </w:tcPr>
+          <w:p>
+            <w:r>
+              <w:rPr>
+                <w:b/>
+                <w:i w:val="0"/>
+                <w:color w:val="16A34A"/>
+                <w:sz w:val="16"/>
+              </w:rPr>
+              <w:t>—</w:t>
+            </w:r>
+          </w:p>
+        </w:tc>
+        <w:tc>
+          <w:tcPr>
+            <w:tcW w:type="dxa" w:w="1191"/>
+          </w:tcPr>
+          <w:p>
+            <w:r>
+              <w:rPr>
+                <w:b w:val="0"/>
+                <w:i w:val="0"/>
+                <w:color w:val="64748B"/>
+                <w:sz w:val="16"/>
+              </w:rPr>
+              <w:t>GT-CQ</w:t>
+            </w:r>
+          </w:p>
+        </w:tc>
+        <w:tc>
+          <w:tcPr>
+            <w:tcW w:type="dxa" w:w="4706"/>
+          </w:tcPr>
+          <w:p>
+            <w:r>
+              <w:rPr>
+                <w:b w:val="0"/>
+                <w:i w:val="0"/>
+                <w:sz w:val="17"/>
+              </w:rPr>
+              <w:t>Prière de verifier l'information donnée par DIOULDE DIONE ou corriger au niveau de la section 1.</w:t>
+            </w:r>
+          </w:p>
+        </w:tc>
+      </w:tr>
+      <w:tr>
+        <w:tc>
+          <w:tcPr>
+            <w:tcW w:type="dxa" w:w="964"/>
+          </w:tcPr>
+          <w:p>
+            <w:r>
+              <w:rPr>
+                <w:b/>
+                <w:i w:val="0"/>
+                <w:color w:val="EA580C"/>
+                <w:sz w:val="16"/>
+              </w:rPr>
+              <w:t>Moyenne</w:t>
+            </w:r>
+          </w:p>
+        </w:tc>
+        <w:tc>
+          <w:tcPr>
+            <w:tcW w:type="dxa" w:w="1247"/>
+          </w:tcPr>
+          <w:p>
+            <w:r>
+              <w:rPr>
+                <w:b/>
+                <w:i w:val="0"/>
+                <w:sz w:val="16"/>
+              </w:rPr>
+              <w:t>S01</w:t>
+              <w:br/>
+            </w:r>
+            <w:r>
+              <w:rPr>
+                <w:b w:val="0"/>
+                <w:i w:val="0"/>
+                <w:color w:val="64748B"/>
+                <w:sz w:val="14"/>
+              </w:rPr>
+              <w:t>Démographie</w:t>
+            </w:r>
+          </w:p>
+        </w:tc>
+        <w:tc>
+          <w:tcPr>
+            <w:tcW w:type="dxa" w:w="1531"/>
+          </w:tcPr>
+          <w:p>
+            <w:r>
+              <w:rPr>
+                <w:b/>
+                <w:i w:val="0"/>
+                <w:color w:val="16A34A"/>
+                <w:sz w:val="16"/>
+              </w:rPr>
+              <w:t>—</w:t>
+            </w:r>
+          </w:p>
+        </w:tc>
+        <w:tc>
+          <w:tcPr>
+            <w:tcW w:type="dxa" w:w="1191"/>
+          </w:tcPr>
+          <w:p>
+            <w:r>
+              <w:rPr>
+                <w:b w:val="0"/>
+                <w:i w:val="0"/>
+                <w:color w:val="64748B"/>
+                <w:sz w:val="16"/>
+              </w:rPr>
+              <w:t>GT-CQ</w:t>
+            </w:r>
+          </w:p>
+        </w:tc>
+        <w:tc>
+          <w:tcPr>
+            <w:tcW w:type="dxa" w:w="4706"/>
+          </w:tcPr>
+          <w:p>
+            <w:r>
+              <w:rPr>
+                <w:b w:val="0"/>
+                <w:i w:val="0"/>
+                <w:sz w:val="17"/>
+              </w:rPr>
+              <w:t>Prière de verifier l'information donnée par FATOU DIONE ou corriger au niveau de la section 1.</w:t>
+            </w:r>
+          </w:p>
+        </w:tc>
+      </w:tr>
+      <w:tr>
+        <w:tc>
+          <w:tcPr>
+            <w:tcW w:type="dxa" w:w="964"/>
+          </w:tcPr>
+          <w:p>
+            <w:r>
+              <w:rPr>
+                <w:b/>
+                <w:i w:val="0"/>
+                <w:color w:val="EA580C"/>
+                <w:sz w:val="16"/>
+              </w:rPr>
+              <w:t>Moyenne</w:t>
+            </w:r>
+          </w:p>
+        </w:tc>
+        <w:tc>
+          <w:tcPr>
+            <w:tcW w:type="dxa" w:w="1247"/>
+          </w:tcPr>
+          <w:p>
+            <w:r>
+              <w:rPr>
+                <w:b/>
+                <w:i w:val="0"/>
+                <w:sz w:val="16"/>
+              </w:rPr>
+              <w:t>S01</w:t>
+              <w:br/>
+            </w:r>
+            <w:r>
+              <w:rPr>
+                <w:b w:val="0"/>
+                <w:i w:val="0"/>
+                <w:color w:val="64748B"/>
+                <w:sz w:val="14"/>
+              </w:rPr>
+              <w:t>Démographie</w:t>
+            </w:r>
+          </w:p>
+        </w:tc>
+        <w:tc>
+          <w:tcPr>
+            <w:tcW w:type="dxa" w:w="1531"/>
+          </w:tcPr>
+          <w:p>
+            <w:r>
+              <w:rPr>
+                <w:b/>
+                <w:i w:val="0"/>
+                <w:color w:val="16A34A"/>
+                <w:sz w:val="16"/>
+              </w:rPr>
+              <w:t>—</w:t>
+            </w:r>
+          </w:p>
+        </w:tc>
+        <w:tc>
+          <w:tcPr>
+            <w:tcW w:type="dxa" w:w="1191"/>
+          </w:tcPr>
+          <w:p>
+            <w:r>
+              <w:rPr>
+                <w:b w:val="0"/>
+                <w:i w:val="0"/>
+                <w:color w:val="64748B"/>
+                <w:sz w:val="16"/>
+              </w:rPr>
+              <w:t>GT-CQ</w:t>
+            </w:r>
+          </w:p>
+        </w:tc>
+        <w:tc>
+          <w:tcPr>
+            <w:tcW w:type="dxa" w:w="4706"/>
+          </w:tcPr>
+          <w:p>
+            <w:r>
+              <w:rPr>
+                <w:b w:val="0"/>
+                <w:i w:val="0"/>
+                <w:sz w:val="17"/>
+              </w:rPr>
+              <w:t>Prière de verifier l'information donnée par LATYR DIONE ou corriger au niveau de la section 1.</w:t>
+            </w:r>
+          </w:p>
+        </w:tc>
+      </w:tr>
+      <w:tr>
+        <w:tc>
+          <w:tcPr>
+            <w:tcW w:type="dxa" w:w="964"/>
+          </w:tcPr>
+          <w:p>
+            <w:r>
+              <w:rPr>
+                <w:b/>
+                <w:i w:val="0"/>
+                <w:color w:val="EA580C"/>
+                <w:sz w:val="16"/>
+              </w:rPr>
+              <w:t>Moyenne</w:t>
+            </w:r>
+          </w:p>
+        </w:tc>
+        <w:tc>
+          <w:tcPr>
+            <w:tcW w:type="dxa" w:w="1247"/>
+          </w:tcPr>
+          <w:p>
+            <w:r>
+              <w:rPr>
+                <w:b/>
+                <w:i w:val="0"/>
+                <w:sz w:val="16"/>
+              </w:rPr>
+              <w:t>S01</w:t>
+              <w:br/>
+            </w:r>
+            <w:r>
+              <w:rPr>
+                <w:b w:val="0"/>
+                <w:i w:val="0"/>
+                <w:color w:val="64748B"/>
+                <w:sz w:val="14"/>
+              </w:rPr>
+              <w:t>Démographie</w:t>
+            </w:r>
+          </w:p>
+        </w:tc>
+        <w:tc>
+          <w:tcPr>
+            <w:tcW w:type="dxa" w:w="1531"/>
+          </w:tcPr>
+          <w:p>
+            <w:r>
+              <w:rPr>
+                <w:b/>
+                <w:i w:val="0"/>
+                <w:color w:val="16A34A"/>
+                <w:sz w:val="16"/>
+              </w:rPr>
+              <w:t>—</w:t>
+            </w:r>
+          </w:p>
+        </w:tc>
+        <w:tc>
+          <w:tcPr>
+            <w:tcW w:type="dxa" w:w="1191"/>
+          </w:tcPr>
+          <w:p>
+            <w:r>
+              <w:rPr>
+                <w:b w:val="0"/>
+                <w:i w:val="0"/>
+                <w:color w:val="64748B"/>
+                <w:sz w:val="16"/>
+              </w:rPr>
+              <w:t>GT-CQ</w:t>
+            </w:r>
+          </w:p>
+        </w:tc>
+        <w:tc>
+          <w:tcPr>
+            <w:tcW w:type="dxa" w:w="4706"/>
+          </w:tcPr>
+          <w:p>
+            <w:r>
+              <w:rPr>
+                <w:b w:val="0"/>
+                <w:i w:val="0"/>
+                <w:sz w:val="17"/>
+              </w:rPr>
+              <w:t>Prière de verifier l'information donnée par SANOU DIONE ou corriger au niveau de la section 1.</w:t>
+            </w:r>
+          </w:p>
+        </w:tc>
+      </w:tr>
+      <w:tr>
+        <w:tc>
+          <w:tcPr>
+            <w:tcW w:type="dxa" w:w="964"/>
+          </w:tcPr>
+          <w:p>
+            <w:r>
+              <w:rPr>
+                <w:b/>
+                <w:i w:val="0"/>
+                <w:color w:val="EA580C"/>
+                <w:sz w:val="16"/>
+              </w:rPr>
+              <w:t>Moyenne</w:t>
+            </w:r>
+          </w:p>
+        </w:tc>
+        <w:tc>
+          <w:tcPr>
+            <w:tcW w:type="dxa" w:w="1247"/>
+          </w:tcPr>
+          <w:p>
+            <w:r>
+              <w:rPr>
+                <w:b/>
+                <w:i w:val="0"/>
+                <w:sz w:val="16"/>
+              </w:rPr>
+              <w:t>S01</w:t>
+              <w:br/>
+            </w:r>
+            <w:r>
+              <w:rPr>
+                <w:b w:val="0"/>
+                <w:i w:val="0"/>
+                <w:color w:val="64748B"/>
+                <w:sz w:val="14"/>
+              </w:rPr>
+              <w:t>Démographie</w:t>
+            </w:r>
+          </w:p>
+        </w:tc>
+        <w:tc>
+          <w:tcPr>
+            <w:tcW w:type="dxa" w:w="1531"/>
+          </w:tcPr>
+          <w:p>
+            <w:r>
+              <w:rPr>
+                <w:b/>
+                <w:i w:val="0"/>
+                <w:color w:val="16A34A"/>
+                <w:sz w:val="16"/>
+              </w:rPr>
+              <w:t>—</w:t>
+            </w:r>
+          </w:p>
+        </w:tc>
+        <w:tc>
+          <w:tcPr>
+            <w:tcW w:type="dxa" w:w="1191"/>
+          </w:tcPr>
+          <w:p>
+            <w:r>
+              <w:rPr>
+                <w:b w:val="0"/>
+                <w:i w:val="0"/>
+                <w:color w:val="64748B"/>
+                <w:sz w:val="16"/>
+              </w:rPr>
+              <w:t>GT-CQ</w:t>
+            </w:r>
+          </w:p>
+        </w:tc>
+        <w:tc>
+          <w:tcPr>
+            <w:tcW w:type="dxa" w:w="4706"/>
+          </w:tcPr>
+          <w:p>
+            <w:r>
+              <w:rPr>
+                <w:b w:val="0"/>
+                <w:i w:val="0"/>
+                <w:sz w:val="17"/>
+              </w:rPr>
+              <w:t>Prière de verifier l'information donnée par SEYNABOU DIONE ou corriger au niveau de la section 1.</w:t>
+            </w:r>
+          </w:p>
+        </w:tc>
+      </w:tr>
+      <w:tr>
+        <w:tc>
+          <w:tcPr>
+            <w:tcW w:type="dxa" w:w="964"/>
+          </w:tcPr>
+          <w:p>
+            <w:r>
+              <w:rPr>
+                <w:b/>
+                <w:i w:val="0"/>
+                <w:color w:val="EA580C"/>
+                <w:sz w:val="16"/>
+              </w:rPr>
+              <w:t>Moyenne</w:t>
+            </w:r>
+          </w:p>
+        </w:tc>
+        <w:tc>
+          <w:tcPr>
+            <w:tcW w:type="dxa" w:w="1247"/>
+          </w:tcPr>
+          <w:p>
+            <w:r>
+              <w:rPr>
+                <w:b/>
+                <w:i w:val="0"/>
+                <w:sz w:val="16"/>
+              </w:rPr>
+              <w:t>S01</w:t>
+              <w:br/>
+            </w:r>
+            <w:r>
+              <w:rPr>
+                <w:b w:val="0"/>
+                <w:i w:val="0"/>
+                <w:color w:val="64748B"/>
+                <w:sz w:val="14"/>
+              </w:rPr>
+              <w:t>Démographie</w:t>
+            </w:r>
+          </w:p>
+        </w:tc>
+        <w:tc>
+          <w:tcPr>
+            <w:tcW w:type="dxa" w:w="1531"/>
+          </w:tcPr>
+          <w:p>
+            <w:r>
+              <w:rPr>
+                <w:b/>
+                <w:i w:val="0"/>
+                <w:color w:val="16A34A"/>
+                <w:sz w:val="16"/>
+              </w:rPr>
+              <w:t>—</w:t>
+            </w:r>
+          </w:p>
+        </w:tc>
+        <w:tc>
+          <w:tcPr>
+            <w:tcW w:type="dxa" w:w="1191"/>
+          </w:tcPr>
+          <w:p>
+            <w:r>
+              <w:rPr>
+                <w:b w:val="0"/>
+                <w:i w:val="0"/>
+                <w:color w:val="64748B"/>
+                <w:sz w:val="16"/>
+              </w:rPr>
+              <w:t>GT-CQ</w:t>
+            </w:r>
+          </w:p>
+        </w:tc>
+        <w:tc>
+          <w:tcPr>
+            <w:tcW w:type="dxa" w:w="4706"/>
+          </w:tcPr>
+          <w:p>
+            <w:r>
+              <w:rPr>
+                <w:b w:val="0"/>
+                <w:i w:val="0"/>
+                <w:sz w:val="17"/>
+              </w:rPr>
+              <w:t>Prière de verifier l'information donnée par YANDE DIONE ou corriger au niveau de la section 1.</w:t>
+            </w:r>
+          </w:p>
+        </w:tc>
+      </w:tr>
+      <w:tr>
+        <w:tc>
+          <w:tcPr>
+            <w:tcW w:type="dxa" w:w="964"/>
+          </w:tcPr>
+          <w:p>
+            <w:r>
+              <w:rPr>
+                <w:b/>
+                <w:i w:val="0"/>
+                <w:color w:val="EA580C"/>
+                <w:sz w:val="16"/>
+              </w:rPr>
+              <w:t>Moyenne</w:t>
+            </w:r>
+          </w:p>
+        </w:tc>
+        <w:tc>
+          <w:tcPr>
+            <w:tcW w:type="dxa" w:w="1247"/>
+          </w:tcPr>
+          <w:p>
+            <w:r>
+              <w:rPr>
+                <w:b/>
+                <w:i w:val="0"/>
+                <w:sz w:val="16"/>
+              </w:rPr>
               <w:t>S02</w:t>
               <w:br/>
             </w:r>
@@ -1804,7 +3154,7 @@
                 <w:color w:val="16A34A"/>
                 <w:sz w:val="16"/>
               </w:rPr>
-              <w:t>s01q32, s01q36, s01q38, s04q37_modif, s02q33, s02q34, s01q00b</w:t>
+              <w:t>s01q47__7, s02q24, s01q00b, s02q17_2, s02q15_2</w:t>
             </w:r>
           </w:p>
         </w:tc>
@@ -1835,7 +3185,7 @@
                 <w:i w:val="0"/>
                 <w:sz w:val="17"/>
               </w:rPr>
-              <w:t>Peu probable!!! Vu l'âge (23 ans) de DABA DIONE 1 ou l'année à laquelle DABA DIONE 1 a fréquenté l'école pour la dernière fois (2023) le dernier diplome de DABA DIONE 1 ne peut être le Certificat d'études primaires (CEP), prière de corriger cette incohérence ou confirmer avec le QG.</w:t>
+              <w:t>Le montant des frais pour les cahiers et autres matériels scolaires pour l'année scolaire de SANOU DIONE qui fréquente 2ème année de Primaire  est de 0 FCFA, SANOU DIONE a fait comment pour payer ces cahiers et autres matériels scolaires (SAC, stylo, craie, ardoise, crayon...) ? prière de corriger.</w:t>
             </w:r>
           </w:p>
         </w:tc>
@@ -1850,10 +3200,10 @@
               <w:rPr>
                 <w:b/>
                 <w:i w:val="0"/>
-                <w:color w:val="DC2626"/>
-                <w:sz w:val="16"/>
-              </w:rPr>
-              <w:t>Haute</w:t>
+                <w:color w:val="EA580C"/>
+                <w:sz w:val="16"/>
+              </w:rPr>
+              <w:t>Moyenne</w:t>
             </w:r>
           </w:p>
         </w:tc>
@@ -1868,7 +3218,7 @@
                 <w:i w:val="0"/>
                 <w:sz w:val="16"/>
               </w:rPr>
-              <w:t>S04</w:t>
+              <w:t>S02</w:t>
               <w:br/>
             </w:r>
             <w:r>
@@ -1878,7 +3228,7 @@
                 <w:color w:val="64748B"/>
                 <w:sz w:val="14"/>
               </w:rPr>
-              <w:t>Emploi</w:t>
+              <w:t>Éducation</w:t>
             </w:r>
           </w:p>
         </w:tc>
@@ -1894,7 +3244,7 @@
                 <w:color w:val="16A34A"/>
                 <w:sz w:val="16"/>
               </w:rPr>
-              <w:t>s00q08, s01q35, s01q36, s01q37, s02q01__3, s02q02__3, s03q21, s04q22</w:t>
+              <w:t>—</w:t>
             </w:r>
           </w:p>
         </w:tc>
@@ -1925,7 +3275,7 @@
                 <w:i w:val="0"/>
                 <w:sz w:val="17"/>
               </w:rPr>
-              <w:t>Incoherent!!! Le secteur institutionnel de DIENE DIONE est incoherent, prière de corriger ou confirmer cette information auprès du ménage.</w:t>
+              <w:t>Prière de régarder les questions 2.13 et 2.33 auprès de l'enquêté.</w:t>
             </w:r>
           </w:p>
         </w:tc>
@@ -1940,10 +3290,10 @@
               <w:rPr>
                 <w:b/>
                 <w:i w:val="0"/>
-                <w:color w:val="DC2626"/>
-                <w:sz w:val="16"/>
-              </w:rPr>
-              <w:t>Haute</w:t>
+                <w:color w:val="EA580C"/>
+                <w:sz w:val="16"/>
+              </w:rPr>
+              <w:t>Moyenne</w:t>
             </w:r>
           </w:p>
         </w:tc>
@@ -1958,7 +3308,7 @@
                 <w:i w:val="0"/>
                 <w:sz w:val="16"/>
               </w:rPr>
-              <w:t>S04</w:t>
+              <w:t>S02</w:t>
               <w:br/>
             </w:r>
             <w:r>
@@ -1968,7 +3318,7 @@
                 <w:color w:val="64748B"/>
                 <w:sz w:val="14"/>
               </w:rPr>
-              <w:t>Emploi</w:t>
+              <w:t>Éducation</w:t>
             </w:r>
           </w:p>
         </w:tc>
@@ -1984,7 +3334,7 @@
                 <w:color w:val="16A34A"/>
                 <w:sz w:val="16"/>
               </w:rPr>
-              <w:t>s00q14, s00q16, s00q18, s01q39, s01q42__1, s01q42__2, s02q30, s02q34</w:t>
+              <w:t>—</w:t>
             </w:r>
           </w:p>
         </w:tc>
@@ -2015,7 +3365,7 @@
                 <w:i w:val="0"/>
                 <w:sz w:val="17"/>
               </w:rPr>
-              <w:t>Avertissement! DIENE DIONE travaille principalement dans l'agriculture ou élevage ou pêche et le secteur institutionnel déclaré semble  incohérent, prière de corriger ou confirmer avec le QG.</w:t>
+              <w:t>Prière de vous adresser à TENNING DIOUF1 pour avoir l'année exacte.</w:t>
             </w:r>
           </w:p>
         </w:tc>
@@ -2030,10 +3380,10 @@
               <w:rPr>
                 <w:b/>
                 <w:i w:val="0"/>
-                <w:color w:val="DC2626"/>
-                <w:sz w:val="16"/>
-              </w:rPr>
-              <w:t>Haute</w:t>
+                <w:color w:val="EA580C"/>
+                <w:sz w:val="16"/>
+              </w:rPr>
+              <w:t>Moyenne</w:t>
             </w:r>
           </w:p>
         </w:tc>
@@ -2048,7 +3398,7 @@
                 <w:i w:val="0"/>
                 <w:sz w:val="16"/>
               </w:rPr>
-              <w:t>S16</w:t>
+              <w:t>S02</w:t>
               <w:br/>
             </w:r>
             <w:r>
@@ -2058,7 +3408,7 @@
                 <w:color w:val="64748B"/>
                 <w:sz w:val="14"/>
               </w:rPr>
-              <w:t>Agriculture</w:t>
+              <w:t>Éducation</w:t>
             </w:r>
           </w:p>
         </w:tc>
@@ -2074,7 +3424,7 @@
                 <w:color w:val="16A34A"/>
                 <w:sz w:val="16"/>
               </w:rPr>
-              <w:t>s16dq05a, s16dq05c</w:t>
+              <w:t>s01q23, s01q00b, s01q23_autre</w:t>
             </w:r>
           </w:p>
         </w:tc>
@@ -2105,7 +3455,7 @@
                 <w:i w:val="0"/>
                 <w:sz w:val="17"/>
               </w:rPr>
-              <w:t>La quantité de s16dq05a estimée en Kg est incohérente avec la prise dans la question s16dq05c, prière de bien estimer et mettre la valeur exacte.</w:t>
+              <w:t>La raison principale que DABA DIONE2 n'a pas fait des études dans une école formelle est n'a pas été inscrit et semble exister dans les modalités, prière de prendre attache avec le QG pour plus d'explication afin de la classer bien.</w:t>
             </w:r>
           </w:p>
         </w:tc>
@@ -2138,7 +3488,7 @@
                 <w:i w:val="0"/>
                 <w:sz w:val="16"/>
               </w:rPr>
-              <w:t>S00</w:t>
+              <w:t>S02</w:t>
               <w:br/>
             </w:r>
             <w:r>
@@ -2148,7 +3498,7 @@
                 <w:color w:val="64748B"/>
                 <w:sz w:val="14"/>
               </w:rPr>
-              <w:t>Identification</w:t>
+              <w:t>Éducation</w:t>
             </w:r>
           </w:p>
         </w:tc>
@@ -2164,7 +3514,7 @@
                 <w:color w:val="16A34A"/>
                 <w:sz w:val="16"/>
               </w:rPr>
-              <w:t>—</w:t>
+              <w:t>s01q47__7, s02q24, s01q00b, s02q17_2, s02q15_2</w:t>
             </w:r>
           </w:p>
         </w:tc>
@@ -2195,2977 +3545,7 @@
                 <w:i w:val="0"/>
                 <w:sz w:val="17"/>
               </w:rPr>
-              <w:t>L'adresse ou la localisation du ménage doit être bien renseignée, ne doit pas contenir des numéros de téléphone et elle semble courte pour être une adresse.</w:t>
-            </w:r>
-          </w:p>
-        </w:tc>
-      </w:tr>
-      <w:tr>
-        <w:tc>
-          <w:tcPr>
-            <w:tcW w:type="dxa" w:w="964"/>
-          </w:tcPr>
-          <w:p>
-            <w:r>
-              <w:rPr>
-                <w:b/>
-                <w:i w:val="0"/>
-                <w:color w:val="EA580C"/>
-                <w:sz w:val="16"/>
-              </w:rPr>
-              <w:t>Moyenne</w:t>
-            </w:r>
-          </w:p>
-        </w:tc>
-        <w:tc>
-          <w:tcPr>
-            <w:tcW w:type="dxa" w:w="1247"/>
-          </w:tcPr>
-          <w:p>
-            <w:r>
-              <w:rPr>
-                <w:b/>
-                <w:i w:val="0"/>
-                <w:sz w:val="16"/>
-              </w:rPr>
-              <w:t>S00</w:t>
-              <w:br/>
-            </w:r>
-            <w:r>
-              <w:rPr>
-                <w:b w:val="0"/>
-                <w:i w:val="0"/>
-                <w:color w:val="64748B"/>
-                <w:sz w:val="14"/>
-              </w:rPr>
-              <w:t>Identification</w:t>
-            </w:r>
-          </w:p>
-        </w:tc>
-        <w:tc>
-          <w:tcPr>
-            <w:tcW w:type="dxa" w:w="1531"/>
-          </w:tcPr>
-          <w:p>
-            <w:r>
-              <w:rPr>
-                <w:b/>
-                <w:i w:val="0"/>
-                <w:color w:val="16A34A"/>
-                <w:sz w:val="16"/>
-              </w:rPr>
-              <w:t>—</w:t>
-            </w:r>
-          </w:p>
-        </w:tc>
-        <w:tc>
-          <w:tcPr>
-            <w:tcW w:type="dxa" w:w="1191"/>
-          </w:tcPr>
-          <w:p>
-            <w:r>
-              <w:rPr>
-                <w:b w:val="0"/>
-                <w:i w:val="0"/>
-                <w:color w:val="64748B"/>
-                <w:sz w:val="16"/>
-              </w:rPr>
-              <w:t>GT-CQ</w:t>
-            </w:r>
-          </w:p>
-        </w:tc>
-        <w:tc>
-          <w:tcPr>
-            <w:tcW w:type="dxa" w:w="4706"/>
-          </w:tcPr>
-          <w:p>
-            <w:r>
-              <w:rPr>
-                <w:b w:val="0"/>
-                <w:i w:val="0"/>
-                <w:sz w:val="17"/>
-              </w:rPr>
-              <w:t>Prière de renseigner la bonne adresse.</w:t>
-            </w:r>
-          </w:p>
-        </w:tc>
-      </w:tr>
-      <w:tr>
-        <w:tc>
-          <w:tcPr>
-            <w:tcW w:type="dxa" w:w="964"/>
-          </w:tcPr>
-          <w:p>
-            <w:r>
-              <w:rPr>
-                <w:b/>
-                <w:i w:val="0"/>
-                <w:color w:val="EA580C"/>
-                <w:sz w:val="16"/>
-              </w:rPr>
-              <w:t>Moyenne</w:t>
-            </w:r>
-          </w:p>
-        </w:tc>
-        <w:tc>
-          <w:tcPr>
-            <w:tcW w:type="dxa" w:w="1247"/>
-          </w:tcPr>
-          <w:p>
-            <w:r>
-              <w:rPr>
-                <w:b/>
-                <w:i w:val="0"/>
-                <w:sz w:val="16"/>
-              </w:rPr>
-              <w:t>S01</w:t>
-              <w:br/>
-            </w:r>
-            <w:r>
-              <w:rPr>
-                <w:b w:val="0"/>
-                <w:i w:val="0"/>
-                <w:color w:val="64748B"/>
-                <w:sz w:val="14"/>
-              </w:rPr>
-              <w:t>Démographie</w:t>
-            </w:r>
-          </w:p>
-        </w:tc>
-        <w:tc>
-          <w:tcPr>
-            <w:tcW w:type="dxa" w:w="1531"/>
-          </w:tcPr>
-          <w:p>
-            <w:r>
-              <w:rPr>
-                <w:b/>
-                <w:i w:val="0"/>
-                <w:color w:val="16A34A"/>
-                <w:sz w:val="16"/>
-              </w:rPr>
-              <w:t>—</w:t>
-            </w:r>
-          </w:p>
-        </w:tc>
-        <w:tc>
-          <w:tcPr>
-            <w:tcW w:type="dxa" w:w="1191"/>
-          </w:tcPr>
-          <w:p>
-            <w:r>
-              <w:rPr>
-                <w:b w:val="0"/>
-                <w:i w:val="0"/>
-                <w:color w:val="64748B"/>
-                <w:sz w:val="16"/>
-              </w:rPr>
-              <w:t>GT-CQ</w:t>
-            </w:r>
-          </w:p>
-        </w:tc>
-        <w:tc>
-          <w:tcPr>
-            <w:tcW w:type="dxa" w:w="4706"/>
-          </w:tcPr>
-          <w:p>
-            <w:r>
-              <w:rPr>
-                <w:b w:val="0"/>
-                <w:i w:val="0"/>
-                <w:sz w:val="17"/>
-              </w:rPr>
-              <w:t>Prière de verifier l'information donnée par YANDE DIONE ou corriger au niveau de la section 1.</w:t>
-            </w:r>
-          </w:p>
-        </w:tc>
-      </w:tr>
-      <w:tr>
-        <w:tc>
-          <w:tcPr>
-            <w:tcW w:type="dxa" w:w="964"/>
-          </w:tcPr>
-          <w:p>
-            <w:r>
-              <w:rPr>
-                <w:b/>
-                <w:i w:val="0"/>
-                <w:color w:val="EA580C"/>
-                <w:sz w:val="16"/>
-              </w:rPr>
-              <w:t>Moyenne</w:t>
-            </w:r>
-          </w:p>
-        </w:tc>
-        <w:tc>
-          <w:tcPr>
-            <w:tcW w:type="dxa" w:w="1247"/>
-          </w:tcPr>
-          <w:p>
-            <w:r>
-              <w:rPr>
-                <w:b/>
-                <w:i w:val="0"/>
-                <w:sz w:val="16"/>
-              </w:rPr>
-              <w:t>S01</w:t>
-              <w:br/>
-            </w:r>
-            <w:r>
-              <w:rPr>
-                <w:b w:val="0"/>
-                <w:i w:val="0"/>
-                <w:color w:val="64748B"/>
-                <w:sz w:val="14"/>
-              </w:rPr>
-              <w:t>Démographie</w:t>
-            </w:r>
-          </w:p>
-        </w:tc>
-        <w:tc>
-          <w:tcPr>
-            <w:tcW w:type="dxa" w:w="1531"/>
-          </w:tcPr>
-          <w:p>
-            <w:r>
-              <w:rPr>
-                <w:b/>
-                <w:i w:val="0"/>
-                <w:color w:val="16A34A"/>
-                <w:sz w:val="16"/>
-              </w:rPr>
-              <w:t>s00q27, s01q03a, s01q03b, s01q03c, s01q00b</w:t>
-            </w:r>
-          </w:p>
-        </w:tc>
-        <w:tc>
-          <w:tcPr>
-            <w:tcW w:type="dxa" w:w="1191"/>
-          </w:tcPr>
-          <w:p>
-            <w:r>
-              <w:rPr>
-                <w:b w:val="0"/>
-                <w:i w:val="0"/>
-                <w:color w:val="64748B"/>
-                <w:sz w:val="16"/>
-              </w:rPr>
-              <w:t>GT-CQ</w:t>
-            </w:r>
-          </w:p>
-        </w:tc>
-        <w:tc>
-          <w:tcPr>
-            <w:tcW w:type="dxa" w:w="4706"/>
-          </w:tcPr>
-          <w:p>
-            <w:r>
-              <w:rPr>
-                <w:b w:val="0"/>
-                <w:i w:val="0"/>
-                <w:sz w:val="17"/>
-              </w:rPr>
-              <w:t>Les informations sur l'acte de naissance (ni Jours, ni mois et ni années) de  AWA DIOUF  manquent, s'il vous plait pouvez-vous fournir d'effort pour avoir ces informations.</w:t>
-            </w:r>
-          </w:p>
-        </w:tc>
-      </w:tr>
-      <w:tr>
-        <w:tc>
-          <w:tcPr>
-            <w:tcW w:type="dxa" w:w="964"/>
-          </w:tcPr>
-          <w:p>
-            <w:r>
-              <w:rPr>
-                <w:b/>
-                <w:i w:val="0"/>
-                <w:color w:val="EA580C"/>
-                <w:sz w:val="16"/>
-              </w:rPr>
-              <w:t>Moyenne</w:t>
-            </w:r>
-          </w:p>
-        </w:tc>
-        <w:tc>
-          <w:tcPr>
-            <w:tcW w:type="dxa" w:w="1247"/>
-          </w:tcPr>
-          <w:p>
-            <w:r>
-              <w:rPr>
-                <w:b/>
-                <w:i w:val="0"/>
-                <w:sz w:val="16"/>
-              </w:rPr>
-              <w:t>S01</w:t>
-              <w:br/>
-            </w:r>
-            <w:r>
-              <w:rPr>
-                <w:b w:val="0"/>
-                <w:i w:val="0"/>
-                <w:color w:val="64748B"/>
-                <w:sz w:val="14"/>
-              </w:rPr>
-              <w:t>Démographie</w:t>
-            </w:r>
-          </w:p>
-        </w:tc>
-        <w:tc>
-          <w:tcPr>
-            <w:tcW w:type="dxa" w:w="1531"/>
-          </w:tcPr>
-          <w:p>
-            <w:r>
-              <w:rPr>
-                <w:b/>
-                <w:i w:val="0"/>
-                <w:color w:val="16A34A"/>
-                <w:sz w:val="16"/>
-              </w:rPr>
-              <w:t>s1q05</w:t>
-            </w:r>
-          </w:p>
-        </w:tc>
-        <w:tc>
-          <w:tcPr>
-            <w:tcW w:type="dxa" w:w="1191"/>
-          </w:tcPr>
-          <w:p>
-            <w:r>
-              <w:rPr>
-                <w:b w:val="0"/>
-                <w:i w:val="0"/>
-                <w:color w:val="64748B"/>
-                <w:sz w:val="16"/>
-              </w:rPr>
-              <w:t>GT-CQ</w:t>
-            </w:r>
-          </w:p>
-        </w:tc>
-        <w:tc>
-          <w:tcPr>
-            <w:tcW w:type="dxa" w:w="4706"/>
-          </w:tcPr>
-          <w:p>
-            <w:r>
-              <w:rPr>
-                <w:b w:val="0"/>
-                <w:i w:val="0"/>
-                <w:sz w:val="17"/>
-              </w:rPr>
-              <w:t>Attention! Il ne devrait pas avoir NC parmis les modalité de la variable s1q05.</w:t>
-            </w:r>
-          </w:p>
-        </w:tc>
-      </w:tr>
-      <w:tr>
-        <w:tc>
-          <w:tcPr>
-            <w:tcW w:type="dxa" w:w="964"/>
-          </w:tcPr>
-          <w:p>
-            <w:r>
-              <w:rPr>
-                <w:b/>
-                <w:i w:val="0"/>
-                <w:color w:val="EA580C"/>
-                <w:sz w:val="16"/>
-              </w:rPr>
-              <w:t>Moyenne</w:t>
-            </w:r>
-          </w:p>
-        </w:tc>
-        <w:tc>
-          <w:tcPr>
-            <w:tcW w:type="dxa" w:w="1247"/>
-          </w:tcPr>
-          <w:p>
-            <w:r>
-              <w:rPr>
-                <w:b/>
-                <w:i w:val="0"/>
-                <w:sz w:val="16"/>
-              </w:rPr>
-              <w:t>S01</w:t>
-              <w:br/>
-            </w:r>
-            <w:r>
-              <w:rPr>
-                <w:b w:val="0"/>
-                <w:i w:val="0"/>
-                <w:color w:val="64748B"/>
-                <w:sz w:val="14"/>
-              </w:rPr>
-              <w:t>Démographie</w:t>
-            </w:r>
-          </w:p>
-        </w:tc>
-        <w:tc>
-          <w:tcPr>
-            <w:tcW w:type="dxa" w:w="1531"/>
-          </w:tcPr>
-          <w:p>
-            <w:r>
-              <w:rPr>
-                <w:b/>
-                <w:i w:val="0"/>
-                <w:color w:val="16A34A"/>
-                <w:sz w:val="16"/>
-              </w:rPr>
-              <w:t>—</w:t>
-            </w:r>
-          </w:p>
-        </w:tc>
-        <w:tc>
-          <w:tcPr>
-            <w:tcW w:type="dxa" w:w="1191"/>
-          </w:tcPr>
-          <w:p>
-            <w:r>
-              <w:rPr>
-                <w:b w:val="0"/>
-                <w:i w:val="0"/>
-                <w:color w:val="64748B"/>
-                <w:sz w:val="16"/>
-              </w:rPr>
-              <w:t>GT-CQ</w:t>
-            </w:r>
-          </w:p>
-        </w:tc>
-        <w:tc>
-          <w:tcPr>
-            <w:tcW w:type="dxa" w:w="4706"/>
-          </w:tcPr>
-          <w:p>
-            <w:r>
-              <w:rPr>
-                <w:b w:val="0"/>
-                <w:i w:val="0"/>
-                <w:sz w:val="17"/>
-              </w:rPr>
-              <w:t>Soit AWA DIOUF dispose d'un acte de naissance soit n'en dispose pas.</w:t>
-            </w:r>
-          </w:p>
-        </w:tc>
-      </w:tr>
-      <w:tr>
-        <w:tc>
-          <w:tcPr>
-            <w:tcW w:type="dxa" w:w="964"/>
-          </w:tcPr>
-          <w:p>
-            <w:r>
-              <w:rPr>
-                <w:b/>
-                <w:i w:val="0"/>
-                <w:color w:val="EA580C"/>
-                <w:sz w:val="16"/>
-              </w:rPr>
-              <w:t>Moyenne</w:t>
-            </w:r>
-          </w:p>
-        </w:tc>
-        <w:tc>
-          <w:tcPr>
-            <w:tcW w:type="dxa" w:w="1247"/>
-          </w:tcPr>
-          <w:p>
-            <w:r>
-              <w:rPr>
-                <w:b/>
-                <w:i w:val="0"/>
-                <w:sz w:val="16"/>
-              </w:rPr>
-              <w:t>S01</w:t>
-              <w:br/>
-            </w:r>
-            <w:r>
-              <w:rPr>
-                <w:b w:val="0"/>
-                <w:i w:val="0"/>
-                <w:color w:val="64748B"/>
-                <w:sz w:val="14"/>
-              </w:rPr>
-              <w:t>Démographie</w:t>
-            </w:r>
-          </w:p>
-        </w:tc>
-        <w:tc>
-          <w:tcPr>
-            <w:tcW w:type="dxa" w:w="1531"/>
-          </w:tcPr>
-          <w:p>
-            <w:r>
-              <w:rPr>
-                <w:b/>
-                <w:i w:val="0"/>
-                <w:color w:val="16A34A"/>
-                <w:sz w:val="16"/>
-              </w:rPr>
-              <w:t>s00q27, s01q03a, s01q03b, s01q03c, s01q00b</w:t>
-            </w:r>
-          </w:p>
-        </w:tc>
-        <w:tc>
-          <w:tcPr>
-            <w:tcW w:type="dxa" w:w="1191"/>
-          </w:tcPr>
-          <w:p>
-            <w:r>
-              <w:rPr>
-                <w:b w:val="0"/>
-                <w:i w:val="0"/>
-                <w:color w:val="64748B"/>
-                <w:sz w:val="16"/>
-              </w:rPr>
-              <w:t>GT-CQ</w:t>
-            </w:r>
-          </w:p>
-        </w:tc>
-        <w:tc>
-          <w:tcPr>
-            <w:tcW w:type="dxa" w:w="4706"/>
-          </w:tcPr>
-          <w:p>
-            <w:r>
-              <w:rPr>
-                <w:b w:val="0"/>
-                <w:i w:val="0"/>
-                <w:sz w:val="17"/>
-              </w:rPr>
-              <w:t>Les informations sur l'acte de naissance (ni Jours, ni mois et ni années) de  CHEIKH DIONE  manquent, s'il vous plait pouvez-vous fournir d'effort pour avoir ces informations.</w:t>
-            </w:r>
-          </w:p>
-        </w:tc>
-      </w:tr>
-      <w:tr>
-        <w:tc>
-          <w:tcPr>
-            <w:tcW w:type="dxa" w:w="964"/>
-          </w:tcPr>
-          <w:p>
-            <w:r>
-              <w:rPr>
-                <w:b/>
-                <w:i w:val="0"/>
-                <w:color w:val="EA580C"/>
-                <w:sz w:val="16"/>
-              </w:rPr>
-              <w:t>Moyenne</w:t>
-            </w:r>
-          </w:p>
-        </w:tc>
-        <w:tc>
-          <w:tcPr>
-            <w:tcW w:type="dxa" w:w="1247"/>
-          </w:tcPr>
-          <w:p>
-            <w:r>
-              <w:rPr>
-                <w:b/>
-                <w:i w:val="0"/>
-                <w:sz w:val="16"/>
-              </w:rPr>
-              <w:t>S01</w:t>
-              <w:br/>
-            </w:r>
-            <w:r>
-              <w:rPr>
-                <w:b w:val="0"/>
-                <w:i w:val="0"/>
-                <w:color w:val="64748B"/>
-                <w:sz w:val="14"/>
-              </w:rPr>
-              <w:t>Démographie</w:t>
-            </w:r>
-          </w:p>
-        </w:tc>
-        <w:tc>
-          <w:tcPr>
-            <w:tcW w:type="dxa" w:w="1531"/>
-          </w:tcPr>
-          <w:p>
-            <w:r>
-              <w:rPr>
-                <w:b/>
-                <w:i w:val="0"/>
-                <w:color w:val="16A34A"/>
-                <w:sz w:val="16"/>
-              </w:rPr>
-              <w:t>—</w:t>
-            </w:r>
-          </w:p>
-        </w:tc>
-        <w:tc>
-          <w:tcPr>
-            <w:tcW w:type="dxa" w:w="1191"/>
-          </w:tcPr>
-          <w:p>
-            <w:r>
-              <w:rPr>
-                <w:b w:val="0"/>
-                <w:i w:val="0"/>
-                <w:color w:val="64748B"/>
-                <w:sz w:val="16"/>
-              </w:rPr>
-              <w:t>GT-CQ</w:t>
-            </w:r>
-          </w:p>
-        </w:tc>
-        <w:tc>
-          <w:tcPr>
-            <w:tcW w:type="dxa" w:w="4706"/>
-          </w:tcPr>
-          <w:p>
-            <w:r>
-              <w:rPr>
-                <w:b w:val="0"/>
-                <w:i w:val="0"/>
-                <w:sz w:val="17"/>
-              </w:rPr>
-              <w:t>Prière de verifier l'information donnée par CHEIKH DIONE ou corriger au niveau de la section 1.</w:t>
-            </w:r>
-          </w:p>
-        </w:tc>
-      </w:tr>
-      <w:tr>
-        <w:tc>
-          <w:tcPr>
-            <w:tcW w:type="dxa" w:w="964"/>
-          </w:tcPr>
-          <w:p>
-            <w:r>
-              <w:rPr>
-                <w:b/>
-                <w:i w:val="0"/>
-                <w:color w:val="EA580C"/>
-                <w:sz w:val="16"/>
-              </w:rPr>
-              <w:t>Moyenne</w:t>
-            </w:r>
-          </w:p>
-        </w:tc>
-        <w:tc>
-          <w:tcPr>
-            <w:tcW w:type="dxa" w:w="1247"/>
-          </w:tcPr>
-          <w:p>
-            <w:r>
-              <w:rPr>
-                <w:b/>
-                <w:i w:val="0"/>
-                <w:sz w:val="16"/>
-              </w:rPr>
-              <w:t>S01</w:t>
-              <w:br/>
-            </w:r>
-            <w:r>
-              <w:rPr>
-                <w:b w:val="0"/>
-                <w:i w:val="0"/>
-                <w:color w:val="64748B"/>
-                <w:sz w:val="14"/>
-              </w:rPr>
-              <w:t>Démographie</w:t>
-            </w:r>
-          </w:p>
-        </w:tc>
-        <w:tc>
-          <w:tcPr>
-            <w:tcW w:type="dxa" w:w="1531"/>
-          </w:tcPr>
-          <w:p>
-            <w:r>
-              <w:rPr>
-                <w:b/>
-                <w:i w:val="0"/>
-                <w:color w:val="16A34A"/>
-                <w:sz w:val="16"/>
-              </w:rPr>
-              <w:t>s00q27, s01q03a, s01q03b, s01q03c, s01q00b</w:t>
-            </w:r>
-          </w:p>
-        </w:tc>
-        <w:tc>
-          <w:tcPr>
-            <w:tcW w:type="dxa" w:w="1191"/>
-          </w:tcPr>
-          <w:p>
-            <w:r>
-              <w:rPr>
-                <w:b w:val="0"/>
-                <w:i w:val="0"/>
-                <w:color w:val="64748B"/>
-                <w:sz w:val="16"/>
-              </w:rPr>
-              <w:t>GT-CQ</w:t>
-            </w:r>
-          </w:p>
-        </w:tc>
-        <w:tc>
-          <w:tcPr>
-            <w:tcW w:type="dxa" w:w="4706"/>
-          </w:tcPr>
-          <w:p>
-            <w:r>
-              <w:rPr>
-                <w:b w:val="0"/>
-                <w:i w:val="0"/>
-                <w:sz w:val="17"/>
-              </w:rPr>
-              <w:t>Les informations sur l'acte de naissance (ni Jours, ni mois et ni années) de  DABA DIONE2  manquent, s'il vous plait pouvez-vous fournir d'effort pour avoir ces informations.</w:t>
-            </w:r>
-          </w:p>
-        </w:tc>
-      </w:tr>
-      <w:tr>
-        <w:tc>
-          <w:tcPr>
-            <w:tcW w:type="dxa" w:w="964"/>
-          </w:tcPr>
-          <w:p>
-            <w:r>
-              <w:rPr>
-                <w:b/>
-                <w:i w:val="0"/>
-                <w:color w:val="EA580C"/>
-                <w:sz w:val="16"/>
-              </w:rPr>
-              <w:t>Moyenne</w:t>
-            </w:r>
-          </w:p>
-        </w:tc>
-        <w:tc>
-          <w:tcPr>
-            <w:tcW w:type="dxa" w:w="1247"/>
-          </w:tcPr>
-          <w:p>
-            <w:r>
-              <w:rPr>
-                <w:b/>
-                <w:i w:val="0"/>
-                <w:sz w:val="16"/>
-              </w:rPr>
-              <w:t>S01</w:t>
-              <w:br/>
-            </w:r>
-            <w:r>
-              <w:rPr>
-                <w:b w:val="0"/>
-                <w:i w:val="0"/>
-                <w:color w:val="64748B"/>
-                <w:sz w:val="14"/>
-              </w:rPr>
-              <w:t>Démographie</w:t>
-            </w:r>
-          </w:p>
-        </w:tc>
-        <w:tc>
-          <w:tcPr>
-            <w:tcW w:type="dxa" w:w="1531"/>
-          </w:tcPr>
-          <w:p>
-            <w:r>
-              <w:rPr>
-                <w:b/>
-                <w:i w:val="0"/>
-                <w:color w:val="16A34A"/>
-                <w:sz w:val="16"/>
-              </w:rPr>
-              <w:t>—</w:t>
-            </w:r>
-          </w:p>
-        </w:tc>
-        <w:tc>
-          <w:tcPr>
-            <w:tcW w:type="dxa" w:w="1191"/>
-          </w:tcPr>
-          <w:p>
-            <w:r>
-              <w:rPr>
-                <w:b w:val="0"/>
-                <w:i w:val="0"/>
-                <w:color w:val="64748B"/>
-                <w:sz w:val="16"/>
-              </w:rPr>
-              <w:t>GT-CQ</w:t>
-            </w:r>
-          </w:p>
-        </w:tc>
-        <w:tc>
-          <w:tcPr>
-            <w:tcW w:type="dxa" w:w="4706"/>
-          </w:tcPr>
-          <w:p>
-            <w:r>
-              <w:rPr>
-                <w:b w:val="0"/>
-                <w:i w:val="0"/>
-                <w:sz w:val="17"/>
-              </w:rPr>
-              <w:t>Prière de verifier l'information donnée par DABA DIONE2 ou corriger au niveau de la section 1.</w:t>
-            </w:r>
-          </w:p>
-        </w:tc>
-      </w:tr>
-      <w:tr>
-        <w:tc>
-          <w:tcPr>
-            <w:tcW w:type="dxa" w:w="964"/>
-          </w:tcPr>
-          <w:p>
-            <w:r>
-              <w:rPr>
-                <w:b/>
-                <w:i w:val="0"/>
-                <w:color w:val="EA580C"/>
-                <w:sz w:val="16"/>
-              </w:rPr>
-              <w:t>Moyenne</w:t>
-            </w:r>
-          </w:p>
-        </w:tc>
-        <w:tc>
-          <w:tcPr>
-            <w:tcW w:type="dxa" w:w="1247"/>
-          </w:tcPr>
-          <w:p>
-            <w:r>
-              <w:rPr>
-                <w:b/>
-                <w:i w:val="0"/>
-                <w:sz w:val="16"/>
-              </w:rPr>
-              <w:t>S01</w:t>
-              <w:br/>
-            </w:r>
-            <w:r>
-              <w:rPr>
-                <w:b w:val="0"/>
-                <w:i w:val="0"/>
-                <w:color w:val="64748B"/>
-                <w:sz w:val="14"/>
-              </w:rPr>
-              <w:t>Démographie</w:t>
-            </w:r>
-          </w:p>
-        </w:tc>
-        <w:tc>
-          <w:tcPr>
-            <w:tcW w:type="dxa" w:w="1531"/>
-          </w:tcPr>
-          <w:p>
-            <w:r>
-              <w:rPr>
-                <w:b/>
-                <w:i w:val="0"/>
-                <w:color w:val="16A34A"/>
-                <w:sz w:val="16"/>
-              </w:rPr>
-              <w:t>s00q27, s01q03a, s01q03b, s01q03c, s01q00b</w:t>
-            </w:r>
-          </w:p>
-        </w:tc>
-        <w:tc>
-          <w:tcPr>
-            <w:tcW w:type="dxa" w:w="1191"/>
-          </w:tcPr>
-          <w:p>
-            <w:r>
-              <w:rPr>
-                <w:b w:val="0"/>
-                <w:i w:val="0"/>
-                <w:color w:val="64748B"/>
-                <w:sz w:val="16"/>
-              </w:rPr>
-              <w:t>GT-CQ</w:t>
-            </w:r>
-          </w:p>
-        </w:tc>
-        <w:tc>
-          <w:tcPr>
-            <w:tcW w:type="dxa" w:w="4706"/>
-          </w:tcPr>
-          <w:p>
-            <w:r>
-              <w:rPr>
-                <w:b w:val="0"/>
-                <w:i w:val="0"/>
-                <w:sz w:val="17"/>
-              </w:rPr>
-              <w:t>Les informations sur l'acte de naissance (ni Jours, ni mois et ni années) de  DIOULDE DIONE  manquent, s'il vous plait pouvez-vous fournir d'effort pour avoir ces informations.</w:t>
-            </w:r>
-          </w:p>
-        </w:tc>
-      </w:tr>
-      <w:tr>
-        <w:tc>
-          <w:tcPr>
-            <w:tcW w:type="dxa" w:w="964"/>
-          </w:tcPr>
-          <w:p>
-            <w:r>
-              <w:rPr>
-                <w:b/>
-                <w:i w:val="0"/>
-                <w:color w:val="EA580C"/>
-                <w:sz w:val="16"/>
-              </w:rPr>
-              <w:t>Moyenne</w:t>
-            </w:r>
-          </w:p>
-        </w:tc>
-        <w:tc>
-          <w:tcPr>
-            <w:tcW w:type="dxa" w:w="1247"/>
-          </w:tcPr>
-          <w:p>
-            <w:r>
-              <w:rPr>
-                <w:b/>
-                <w:i w:val="0"/>
-                <w:sz w:val="16"/>
-              </w:rPr>
-              <w:t>S01</w:t>
-              <w:br/>
-            </w:r>
-            <w:r>
-              <w:rPr>
-                <w:b w:val="0"/>
-                <w:i w:val="0"/>
-                <w:color w:val="64748B"/>
-                <w:sz w:val="14"/>
-              </w:rPr>
-              <w:t>Démographie</w:t>
-            </w:r>
-          </w:p>
-        </w:tc>
-        <w:tc>
-          <w:tcPr>
-            <w:tcW w:type="dxa" w:w="1531"/>
-          </w:tcPr>
-          <w:p>
-            <w:r>
-              <w:rPr>
-                <w:b/>
-                <w:i w:val="0"/>
-                <w:color w:val="16A34A"/>
-                <w:sz w:val="16"/>
-              </w:rPr>
-              <w:t>—</w:t>
-            </w:r>
-          </w:p>
-        </w:tc>
-        <w:tc>
-          <w:tcPr>
-            <w:tcW w:type="dxa" w:w="1191"/>
-          </w:tcPr>
-          <w:p>
-            <w:r>
-              <w:rPr>
-                <w:b w:val="0"/>
-                <w:i w:val="0"/>
-                <w:color w:val="64748B"/>
-                <w:sz w:val="16"/>
-              </w:rPr>
-              <w:t>GT-CQ</w:t>
-            </w:r>
-          </w:p>
-        </w:tc>
-        <w:tc>
-          <w:tcPr>
-            <w:tcW w:type="dxa" w:w="4706"/>
-          </w:tcPr>
-          <w:p>
-            <w:r>
-              <w:rPr>
-                <w:b w:val="0"/>
-                <w:i w:val="0"/>
-                <w:sz w:val="17"/>
-              </w:rPr>
-              <w:t>Prière de verifier l'information donnée par DIOULDE DIONE ou corriger au niveau de la section 1.</w:t>
-            </w:r>
-          </w:p>
-        </w:tc>
-      </w:tr>
-      <w:tr>
-        <w:tc>
-          <w:tcPr>
-            <w:tcW w:type="dxa" w:w="964"/>
-          </w:tcPr>
-          <w:p>
-            <w:r>
-              <w:rPr>
-                <w:b/>
-                <w:i w:val="0"/>
-                <w:color w:val="EA580C"/>
-                <w:sz w:val="16"/>
-              </w:rPr>
-              <w:t>Moyenne</w:t>
-            </w:r>
-          </w:p>
-        </w:tc>
-        <w:tc>
-          <w:tcPr>
-            <w:tcW w:type="dxa" w:w="1247"/>
-          </w:tcPr>
-          <w:p>
-            <w:r>
-              <w:rPr>
-                <w:b/>
-                <w:i w:val="0"/>
-                <w:sz w:val="16"/>
-              </w:rPr>
-              <w:t>S01</w:t>
-              <w:br/>
-            </w:r>
-            <w:r>
-              <w:rPr>
-                <w:b w:val="0"/>
-                <w:i w:val="0"/>
-                <w:color w:val="64748B"/>
-                <w:sz w:val="14"/>
-              </w:rPr>
-              <w:t>Démographie</w:t>
-            </w:r>
-          </w:p>
-        </w:tc>
-        <w:tc>
-          <w:tcPr>
-            <w:tcW w:type="dxa" w:w="1531"/>
-          </w:tcPr>
-          <w:p>
-            <w:r>
-              <w:rPr>
-                <w:b/>
-                <w:i w:val="0"/>
-                <w:color w:val="16A34A"/>
-                <w:sz w:val="16"/>
-              </w:rPr>
-              <w:t>s00q27, s01q03a, s01q03b, s01q03c, s01q00b</w:t>
-            </w:r>
-          </w:p>
-        </w:tc>
-        <w:tc>
-          <w:tcPr>
-            <w:tcW w:type="dxa" w:w="1191"/>
-          </w:tcPr>
-          <w:p>
-            <w:r>
-              <w:rPr>
-                <w:b w:val="0"/>
-                <w:i w:val="0"/>
-                <w:color w:val="64748B"/>
-                <w:sz w:val="16"/>
-              </w:rPr>
-              <w:t>GT-CQ</w:t>
-            </w:r>
-          </w:p>
-        </w:tc>
-        <w:tc>
-          <w:tcPr>
-            <w:tcW w:type="dxa" w:w="4706"/>
-          </w:tcPr>
-          <w:p>
-            <w:r>
-              <w:rPr>
-                <w:b w:val="0"/>
-                <w:i w:val="0"/>
-                <w:sz w:val="17"/>
-              </w:rPr>
-              <w:t>Les informations sur l'acte de naissance (ni Jours, ni mois et ni années) de  FATOU DIONE  manquent, s'il vous plait pouvez-vous fournir d'effort pour avoir ces informations.</w:t>
-            </w:r>
-          </w:p>
-        </w:tc>
-      </w:tr>
-      <w:tr>
-        <w:tc>
-          <w:tcPr>
-            <w:tcW w:type="dxa" w:w="964"/>
-          </w:tcPr>
-          <w:p>
-            <w:r>
-              <w:rPr>
-                <w:b/>
-                <w:i w:val="0"/>
-                <w:color w:val="EA580C"/>
-                <w:sz w:val="16"/>
-              </w:rPr>
-              <w:t>Moyenne</w:t>
-            </w:r>
-          </w:p>
-        </w:tc>
-        <w:tc>
-          <w:tcPr>
-            <w:tcW w:type="dxa" w:w="1247"/>
-          </w:tcPr>
-          <w:p>
-            <w:r>
-              <w:rPr>
-                <w:b/>
-                <w:i w:val="0"/>
-                <w:sz w:val="16"/>
-              </w:rPr>
-              <w:t>S01</w:t>
-              <w:br/>
-            </w:r>
-            <w:r>
-              <w:rPr>
-                <w:b w:val="0"/>
-                <w:i w:val="0"/>
-                <w:color w:val="64748B"/>
-                <w:sz w:val="14"/>
-              </w:rPr>
-              <w:t>Démographie</w:t>
-            </w:r>
-          </w:p>
-        </w:tc>
-        <w:tc>
-          <w:tcPr>
-            <w:tcW w:type="dxa" w:w="1531"/>
-          </w:tcPr>
-          <w:p>
-            <w:r>
-              <w:rPr>
-                <w:b/>
-                <w:i w:val="0"/>
-                <w:color w:val="16A34A"/>
-                <w:sz w:val="16"/>
-              </w:rPr>
-              <w:t>s01q04a, s01q03b</w:t>
-            </w:r>
-          </w:p>
-        </w:tc>
-        <w:tc>
-          <w:tcPr>
-            <w:tcW w:type="dxa" w:w="1191"/>
-          </w:tcPr>
-          <w:p>
-            <w:r>
-              <w:rPr>
-                <w:b w:val="0"/>
-                <w:i w:val="0"/>
-                <w:color w:val="64748B"/>
-                <w:sz w:val="16"/>
-              </w:rPr>
-              <w:t>GT-CQ</w:t>
-            </w:r>
-          </w:p>
-        </w:tc>
-        <w:tc>
-          <w:tcPr>
-            <w:tcW w:type="dxa" w:w="4706"/>
-          </w:tcPr>
-          <w:p>
-            <w:r>
-              <w:rPr>
-                <w:b w:val="0"/>
-                <w:i w:val="0"/>
-                <w:sz w:val="17"/>
-              </w:rPr>
-              <w:t>Le mois de l'enfant ( FATOU DIONE ) n'est pas connu mais vous avez declaré en s01q04a le nombre de mois, prière de changer NSP au niveau de s01q03b.</w:t>
-            </w:r>
-          </w:p>
-        </w:tc>
-      </w:tr>
-      <w:tr>
-        <w:tc>
-          <w:tcPr>
-            <w:tcW w:type="dxa" w:w="964"/>
-          </w:tcPr>
-          <w:p>
-            <w:r>
-              <w:rPr>
-                <w:b/>
-                <w:i w:val="0"/>
-                <w:color w:val="EA580C"/>
-                <w:sz w:val="16"/>
-              </w:rPr>
-              <w:t>Moyenne</w:t>
-            </w:r>
-          </w:p>
-        </w:tc>
-        <w:tc>
-          <w:tcPr>
-            <w:tcW w:type="dxa" w:w="1247"/>
-          </w:tcPr>
-          <w:p>
-            <w:r>
-              <w:rPr>
-                <w:b/>
-                <w:i w:val="0"/>
-                <w:sz w:val="16"/>
-              </w:rPr>
-              <w:t>S01</w:t>
-              <w:br/>
-            </w:r>
-            <w:r>
-              <w:rPr>
-                <w:b w:val="0"/>
-                <w:i w:val="0"/>
-                <w:color w:val="64748B"/>
-                <w:sz w:val="14"/>
-              </w:rPr>
-              <w:t>Démographie</w:t>
-            </w:r>
-          </w:p>
-        </w:tc>
-        <w:tc>
-          <w:tcPr>
-            <w:tcW w:type="dxa" w:w="1531"/>
-          </w:tcPr>
-          <w:p>
-            <w:r>
-              <w:rPr>
-                <w:b/>
-                <w:i w:val="0"/>
-                <w:color w:val="16A34A"/>
-                <w:sz w:val="16"/>
-              </w:rPr>
-              <w:t>—</w:t>
-            </w:r>
-          </w:p>
-        </w:tc>
-        <w:tc>
-          <w:tcPr>
-            <w:tcW w:type="dxa" w:w="1191"/>
-          </w:tcPr>
-          <w:p>
-            <w:r>
-              <w:rPr>
-                <w:b w:val="0"/>
-                <w:i w:val="0"/>
-                <w:color w:val="64748B"/>
-                <w:sz w:val="16"/>
-              </w:rPr>
-              <w:t>GT-CQ</w:t>
-            </w:r>
-          </w:p>
-        </w:tc>
-        <w:tc>
-          <w:tcPr>
-            <w:tcW w:type="dxa" w:w="4706"/>
-          </w:tcPr>
-          <w:p>
-            <w:r>
-              <w:rPr>
-                <w:b w:val="0"/>
-                <w:i w:val="0"/>
-                <w:sz w:val="17"/>
-              </w:rPr>
-              <w:t>Prière de verifier l'information donnée par FATOU DIONE ou corriger au niveau de la section 1.</w:t>
-            </w:r>
-          </w:p>
-        </w:tc>
-      </w:tr>
-      <w:tr>
-        <w:tc>
-          <w:tcPr>
-            <w:tcW w:type="dxa" w:w="964"/>
-          </w:tcPr>
-          <w:p>
-            <w:r>
-              <w:rPr>
-                <w:b/>
-                <w:i w:val="0"/>
-                <w:color w:val="EA580C"/>
-                <w:sz w:val="16"/>
-              </w:rPr>
-              <w:t>Moyenne</w:t>
-            </w:r>
-          </w:p>
-        </w:tc>
-        <w:tc>
-          <w:tcPr>
-            <w:tcW w:type="dxa" w:w="1247"/>
-          </w:tcPr>
-          <w:p>
-            <w:r>
-              <w:rPr>
-                <w:b/>
-                <w:i w:val="0"/>
-                <w:sz w:val="16"/>
-              </w:rPr>
-              <w:t>S01</w:t>
-              <w:br/>
-            </w:r>
-            <w:r>
-              <w:rPr>
-                <w:b w:val="0"/>
-                <w:i w:val="0"/>
-                <w:color w:val="64748B"/>
-                <w:sz w:val="14"/>
-              </w:rPr>
-              <w:t>Démographie</w:t>
-            </w:r>
-          </w:p>
-        </w:tc>
-        <w:tc>
-          <w:tcPr>
-            <w:tcW w:type="dxa" w:w="1531"/>
-          </w:tcPr>
-          <w:p>
-            <w:r>
-              <w:rPr>
-                <w:b/>
-                <w:i w:val="0"/>
-                <w:color w:val="16A34A"/>
-                <w:sz w:val="16"/>
-              </w:rPr>
-              <w:t>s00q27, s01q03a, s01q03b, s01q03c, s01q00b</w:t>
-            </w:r>
-          </w:p>
-        </w:tc>
-        <w:tc>
-          <w:tcPr>
-            <w:tcW w:type="dxa" w:w="1191"/>
-          </w:tcPr>
-          <w:p>
-            <w:r>
-              <w:rPr>
-                <w:b w:val="0"/>
-                <w:i w:val="0"/>
-                <w:color w:val="64748B"/>
-                <w:sz w:val="16"/>
-              </w:rPr>
-              <w:t>GT-CQ</w:t>
-            </w:r>
-          </w:p>
-        </w:tc>
-        <w:tc>
-          <w:tcPr>
-            <w:tcW w:type="dxa" w:w="4706"/>
-          </w:tcPr>
-          <w:p>
-            <w:r>
-              <w:rPr>
-                <w:b w:val="0"/>
-                <w:i w:val="0"/>
-                <w:sz w:val="17"/>
-              </w:rPr>
-              <w:t>Les informations sur l'acte de naissance (ni Jours, ni mois et ni années) de  LATYR DIONE  manquent, s'il vous plait pouvez-vous fournir d'effort pour avoir ces informations.</w:t>
-            </w:r>
-          </w:p>
-        </w:tc>
-      </w:tr>
-      <w:tr>
-        <w:tc>
-          <w:tcPr>
-            <w:tcW w:type="dxa" w:w="964"/>
-          </w:tcPr>
-          <w:p>
-            <w:r>
-              <w:rPr>
-                <w:b/>
-                <w:i w:val="0"/>
-                <w:color w:val="EA580C"/>
-                <w:sz w:val="16"/>
-              </w:rPr>
-              <w:t>Moyenne</w:t>
-            </w:r>
-          </w:p>
-        </w:tc>
-        <w:tc>
-          <w:tcPr>
-            <w:tcW w:type="dxa" w:w="1247"/>
-          </w:tcPr>
-          <w:p>
-            <w:r>
-              <w:rPr>
-                <w:b/>
-                <w:i w:val="0"/>
-                <w:sz w:val="16"/>
-              </w:rPr>
-              <w:t>S01</w:t>
-              <w:br/>
-            </w:r>
-            <w:r>
-              <w:rPr>
-                <w:b w:val="0"/>
-                <w:i w:val="0"/>
-                <w:color w:val="64748B"/>
-                <w:sz w:val="14"/>
-              </w:rPr>
-              <w:t>Démographie</w:t>
-            </w:r>
-          </w:p>
-        </w:tc>
-        <w:tc>
-          <w:tcPr>
-            <w:tcW w:type="dxa" w:w="1531"/>
-          </w:tcPr>
-          <w:p>
-            <w:r>
-              <w:rPr>
-                <w:b/>
-                <w:i w:val="0"/>
-                <w:color w:val="16A34A"/>
-                <w:sz w:val="16"/>
-              </w:rPr>
-              <w:t>—</w:t>
-            </w:r>
-          </w:p>
-        </w:tc>
-        <w:tc>
-          <w:tcPr>
-            <w:tcW w:type="dxa" w:w="1191"/>
-          </w:tcPr>
-          <w:p>
-            <w:r>
-              <w:rPr>
-                <w:b w:val="0"/>
-                <w:i w:val="0"/>
-                <w:color w:val="64748B"/>
-                <w:sz w:val="16"/>
-              </w:rPr>
-              <w:t>GT-CQ</w:t>
-            </w:r>
-          </w:p>
-        </w:tc>
-        <w:tc>
-          <w:tcPr>
-            <w:tcW w:type="dxa" w:w="4706"/>
-          </w:tcPr>
-          <w:p>
-            <w:r>
-              <w:rPr>
-                <w:b w:val="0"/>
-                <w:i w:val="0"/>
-                <w:sz w:val="17"/>
-              </w:rPr>
-              <w:t>Prière de verifier l'information donnée par LATYR DIONE ou corriger au niveau de la section 1.</w:t>
-            </w:r>
-          </w:p>
-        </w:tc>
-      </w:tr>
-      <w:tr>
-        <w:tc>
-          <w:tcPr>
-            <w:tcW w:type="dxa" w:w="964"/>
-          </w:tcPr>
-          <w:p>
-            <w:r>
-              <w:rPr>
-                <w:b/>
-                <w:i w:val="0"/>
-                <w:color w:val="EA580C"/>
-                <w:sz w:val="16"/>
-              </w:rPr>
-              <w:t>Moyenne</w:t>
-            </w:r>
-          </w:p>
-        </w:tc>
-        <w:tc>
-          <w:tcPr>
-            <w:tcW w:type="dxa" w:w="1247"/>
-          </w:tcPr>
-          <w:p>
-            <w:r>
-              <w:rPr>
-                <w:b/>
-                <w:i w:val="0"/>
-                <w:sz w:val="16"/>
-              </w:rPr>
-              <w:t>S01</w:t>
-              <w:br/>
-            </w:r>
-            <w:r>
-              <w:rPr>
-                <w:b w:val="0"/>
-                <w:i w:val="0"/>
-                <w:color w:val="64748B"/>
-                <w:sz w:val="14"/>
-              </w:rPr>
-              <w:t>Démographie</w:t>
-            </w:r>
-          </w:p>
-        </w:tc>
-        <w:tc>
-          <w:tcPr>
-            <w:tcW w:type="dxa" w:w="1531"/>
-          </w:tcPr>
-          <w:p>
-            <w:r>
-              <w:rPr>
-                <w:b/>
-                <w:i w:val="0"/>
-                <w:color w:val="16A34A"/>
-                <w:sz w:val="16"/>
-              </w:rPr>
-              <w:t>s00q27, s01q03a, s01q03b, s01q03c, s01q00b</w:t>
-            </w:r>
-          </w:p>
-        </w:tc>
-        <w:tc>
-          <w:tcPr>
-            <w:tcW w:type="dxa" w:w="1191"/>
-          </w:tcPr>
-          <w:p>
-            <w:r>
-              <w:rPr>
-                <w:b w:val="0"/>
-                <w:i w:val="0"/>
-                <w:color w:val="64748B"/>
-                <w:sz w:val="16"/>
-              </w:rPr>
-              <w:t>GT-CQ</w:t>
-            </w:r>
-          </w:p>
-        </w:tc>
-        <w:tc>
-          <w:tcPr>
-            <w:tcW w:type="dxa" w:w="4706"/>
-          </w:tcPr>
-          <w:p>
-            <w:r>
-              <w:rPr>
-                <w:b w:val="0"/>
-                <w:i w:val="0"/>
-                <w:sz w:val="17"/>
-              </w:rPr>
-              <w:t>Les informations sur l'acte de naissance (ni Jours, ni mois et ni années) de  MODY DIONE  manquent, s'il vous plait pouvez-vous fournir d'effort pour avoir ces informations.</w:t>
-            </w:r>
-          </w:p>
-        </w:tc>
-      </w:tr>
-      <w:tr>
-        <w:tc>
-          <w:tcPr>
-            <w:tcW w:type="dxa" w:w="964"/>
-          </w:tcPr>
-          <w:p>
-            <w:r>
-              <w:rPr>
-                <w:b/>
-                <w:i w:val="0"/>
-                <w:color w:val="EA580C"/>
-                <w:sz w:val="16"/>
-              </w:rPr>
-              <w:t>Moyenne</w:t>
-            </w:r>
-          </w:p>
-        </w:tc>
-        <w:tc>
-          <w:tcPr>
-            <w:tcW w:type="dxa" w:w="1247"/>
-          </w:tcPr>
-          <w:p>
-            <w:r>
-              <w:rPr>
-                <w:b/>
-                <w:i w:val="0"/>
-                <w:sz w:val="16"/>
-              </w:rPr>
-              <w:t>S01</w:t>
-              <w:br/>
-            </w:r>
-            <w:r>
-              <w:rPr>
-                <w:b w:val="0"/>
-                <w:i w:val="0"/>
-                <w:color w:val="64748B"/>
-                <w:sz w:val="14"/>
-              </w:rPr>
-              <w:t>Démographie</w:t>
-            </w:r>
-          </w:p>
-        </w:tc>
-        <w:tc>
-          <w:tcPr>
-            <w:tcW w:type="dxa" w:w="1531"/>
-          </w:tcPr>
-          <w:p>
-            <w:r>
-              <w:rPr>
-                <w:b/>
-                <w:i w:val="0"/>
-                <w:color w:val="16A34A"/>
-                <w:sz w:val="16"/>
-              </w:rPr>
-              <w:t>s00q27, s01q03a, s01q03b, s01q03c, s01q00b</w:t>
-            </w:r>
-          </w:p>
-        </w:tc>
-        <w:tc>
-          <w:tcPr>
-            <w:tcW w:type="dxa" w:w="1191"/>
-          </w:tcPr>
-          <w:p>
-            <w:r>
-              <w:rPr>
-                <w:b w:val="0"/>
-                <w:i w:val="0"/>
-                <w:color w:val="64748B"/>
-                <w:sz w:val="16"/>
-              </w:rPr>
-              <w:t>GT-CQ</w:t>
-            </w:r>
-          </w:p>
-        </w:tc>
-        <w:tc>
-          <w:tcPr>
-            <w:tcW w:type="dxa" w:w="4706"/>
-          </w:tcPr>
-          <w:p>
-            <w:r>
-              <w:rPr>
-                <w:b w:val="0"/>
-                <w:i w:val="0"/>
-                <w:sz w:val="17"/>
-              </w:rPr>
-              <w:t>Les informations sur l'acte de naissance (ni Jours, ni mois et ni années) de  SANOU DIONE  manquent, s'il vous plait pouvez-vous fournir d'effort pour avoir ces informations.</w:t>
-            </w:r>
-          </w:p>
-        </w:tc>
-      </w:tr>
-      <w:tr>
-        <w:tc>
-          <w:tcPr>
-            <w:tcW w:type="dxa" w:w="964"/>
-          </w:tcPr>
-          <w:p>
-            <w:r>
-              <w:rPr>
-                <w:b/>
-                <w:i w:val="0"/>
-                <w:color w:val="EA580C"/>
-                <w:sz w:val="16"/>
-              </w:rPr>
-              <w:t>Moyenne</w:t>
-            </w:r>
-          </w:p>
-        </w:tc>
-        <w:tc>
-          <w:tcPr>
-            <w:tcW w:type="dxa" w:w="1247"/>
-          </w:tcPr>
-          <w:p>
-            <w:r>
-              <w:rPr>
-                <w:b/>
-                <w:i w:val="0"/>
-                <w:sz w:val="16"/>
-              </w:rPr>
-              <w:t>S01</w:t>
-              <w:br/>
-            </w:r>
-            <w:r>
-              <w:rPr>
-                <w:b w:val="0"/>
-                <w:i w:val="0"/>
-                <w:color w:val="64748B"/>
-                <w:sz w:val="14"/>
-              </w:rPr>
-              <w:t>Démographie</w:t>
-            </w:r>
-          </w:p>
-        </w:tc>
-        <w:tc>
-          <w:tcPr>
-            <w:tcW w:type="dxa" w:w="1531"/>
-          </w:tcPr>
-          <w:p>
-            <w:r>
-              <w:rPr>
-                <w:b/>
-                <w:i w:val="0"/>
-                <w:color w:val="16A34A"/>
-                <w:sz w:val="16"/>
-              </w:rPr>
-              <w:t>—</w:t>
-            </w:r>
-          </w:p>
-        </w:tc>
-        <w:tc>
-          <w:tcPr>
-            <w:tcW w:type="dxa" w:w="1191"/>
-          </w:tcPr>
-          <w:p>
-            <w:r>
-              <w:rPr>
-                <w:b w:val="0"/>
-                <w:i w:val="0"/>
-                <w:color w:val="64748B"/>
-                <w:sz w:val="16"/>
-              </w:rPr>
-              <w:t>GT-CQ</w:t>
-            </w:r>
-          </w:p>
-        </w:tc>
-        <w:tc>
-          <w:tcPr>
-            <w:tcW w:type="dxa" w:w="4706"/>
-          </w:tcPr>
-          <w:p>
-            <w:r>
-              <w:rPr>
-                <w:b w:val="0"/>
-                <w:i w:val="0"/>
-                <w:sz w:val="17"/>
-              </w:rPr>
-              <w:t>Prière de verifier l'information donnée par SANOU DIONE ou corriger au niveau de la section 1.</w:t>
-            </w:r>
-          </w:p>
-        </w:tc>
-      </w:tr>
-      <w:tr>
-        <w:tc>
-          <w:tcPr>
-            <w:tcW w:type="dxa" w:w="964"/>
-          </w:tcPr>
-          <w:p>
-            <w:r>
-              <w:rPr>
-                <w:b/>
-                <w:i w:val="0"/>
-                <w:color w:val="EA580C"/>
-                <w:sz w:val="16"/>
-              </w:rPr>
-              <w:t>Moyenne</w:t>
-            </w:r>
-          </w:p>
-        </w:tc>
-        <w:tc>
-          <w:tcPr>
-            <w:tcW w:type="dxa" w:w="1247"/>
-          </w:tcPr>
-          <w:p>
-            <w:r>
-              <w:rPr>
-                <w:b/>
-                <w:i w:val="0"/>
-                <w:sz w:val="16"/>
-              </w:rPr>
-              <w:t>S01</w:t>
-              <w:br/>
-            </w:r>
-            <w:r>
-              <w:rPr>
-                <w:b w:val="0"/>
-                <w:i w:val="0"/>
-                <w:color w:val="64748B"/>
-                <w:sz w:val="14"/>
-              </w:rPr>
-              <w:t>Démographie</w:t>
-            </w:r>
-          </w:p>
-        </w:tc>
-        <w:tc>
-          <w:tcPr>
-            <w:tcW w:type="dxa" w:w="1531"/>
-          </w:tcPr>
-          <w:p>
-            <w:r>
-              <w:rPr>
-                <w:b/>
-                <w:i w:val="0"/>
-                <w:color w:val="16A34A"/>
-                <w:sz w:val="16"/>
-              </w:rPr>
-              <w:t>s00q27, s01q03a, s01q03b, s01q03c, s01q00b</w:t>
-            </w:r>
-          </w:p>
-        </w:tc>
-        <w:tc>
-          <w:tcPr>
-            <w:tcW w:type="dxa" w:w="1191"/>
-          </w:tcPr>
-          <w:p>
-            <w:r>
-              <w:rPr>
-                <w:b w:val="0"/>
-                <w:i w:val="0"/>
-                <w:color w:val="64748B"/>
-                <w:sz w:val="16"/>
-              </w:rPr>
-              <w:t>GT-CQ</w:t>
-            </w:r>
-          </w:p>
-        </w:tc>
-        <w:tc>
-          <w:tcPr>
-            <w:tcW w:type="dxa" w:w="4706"/>
-          </w:tcPr>
-          <w:p>
-            <w:r>
-              <w:rPr>
-                <w:b w:val="0"/>
-                <w:i w:val="0"/>
-                <w:sz w:val="17"/>
-              </w:rPr>
-              <w:t>Les informations sur l'acte de naissance (ni Jours, ni mois et ni années) de  SEYNABOU DIONE  manquent, s'il vous plait pouvez-vous fournir d'effort pour avoir ces informations.</w:t>
-            </w:r>
-          </w:p>
-        </w:tc>
-      </w:tr>
-      <w:tr>
-        <w:tc>
-          <w:tcPr>
-            <w:tcW w:type="dxa" w:w="964"/>
-          </w:tcPr>
-          <w:p>
-            <w:r>
-              <w:rPr>
-                <w:b/>
-                <w:i w:val="0"/>
-                <w:color w:val="EA580C"/>
-                <w:sz w:val="16"/>
-              </w:rPr>
-              <w:t>Moyenne</w:t>
-            </w:r>
-          </w:p>
-        </w:tc>
-        <w:tc>
-          <w:tcPr>
-            <w:tcW w:type="dxa" w:w="1247"/>
-          </w:tcPr>
-          <w:p>
-            <w:r>
-              <w:rPr>
-                <w:b/>
-                <w:i w:val="0"/>
-                <w:sz w:val="16"/>
-              </w:rPr>
-              <w:t>S01</w:t>
-              <w:br/>
-            </w:r>
-            <w:r>
-              <w:rPr>
-                <w:b w:val="0"/>
-                <w:i w:val="0"/>
-                <w:color w:val="64748B"/>
-                <w:sz w:val="14"/>
-              </w:rPr>
-              <w:t>Démographie</w:t>
-            </w:r>
-          </w:p>
-        </w:tc>
-        <w:tc>
-          <w:tcPr>
-            <w:tcW w:type="dxa" w:w="1531"/>
-          </w:tcPr>
-          <w:p>
-            <w:r>
-              <w:rPr>
-                <w:b/>
-                <w:i w:val="0"/>
-                <w:color w:val="16A34A"/>
-                <w:sz w:val="16"/>
-              </w:rPr>
-              <w:t>s01q04a, s01q03b</w:t>
-            </w:r>
-          </w:p>
-        </w:tc>
-        <w:tc>
-          <w:tcPr>
-            <w:tcW w:type="dxa" w:w="1191"/>
-          </w:tcPr>
-          <w:p>
-            <w:r>
-              <w:rPr>
-                <w:b w:val="0"/>
-                <w:i w:val="0"/>
-                <w:color w:val="64748B"/>
-                <w:sz w:val="16"/>
-              </w:rPr>
-              <w:t>GT-CQ</w:t>
-            </w:r>
-          </w:p>
-        </w:tc>
-        <w:tc>
-          <w:tcPr>
-            <w:tcW w:type="dxa" w:w="4706"/>
-          </w:tcPr>
-          <w:p>
-            <w:r>
-              <w:rPr>
-                <w:b w:val="0"/>
-                <w:i w:val="0"/>
-                <w:sz w:val="17"/>
-              </w:rPr>
-              <w:t>Le mois de l'enfant ( SEYNABOU DIONE ) n'est pas connu mais vous avez declaré en s01q04a le nombre de mois, prière de changer NSP au niveau de s01q03b.</w:t>
-            </w:r>
-          </w:p>
-        </w:tc>
-      </w:tr>
-      <w:tr>
-        <w:tc>
-          <w:tcPr>
-            <w:tcW w:type="dxa" w:w="964"/>
-          </w:tcPr>
-          <w:p>
-            <w:r>
-              <w:rPr>
-                <w:b/>
-                <w:i w:val="0"/>
-                <w:color w:val="EA580C"/>
-                <w:sz w:val="16"/>
-              </w:rPr>
-              <w:t>Moyenne</w:t>
-            </w:r>
-          </w:p>
-        </w:tc>
-        <w:tc>
-          <w:tcPr>
-            <w:tcW w:type="dxa" w:w="1247"/>
-          </w:tcPr>
-          <w:p>
-            <w:r>
-              <w:rPr>
-                <w:b/>
-                <w:i w:val="0"/>
-                <w:sz w:val="16"/>
-              </w:rPr>
-              <w:t>S01</w:t>
-              <w:br/>
-            </w:r>
-            <w:r>
-              <w:rPr>
-                <w:b w:val="0"/>
-                <w:i w:val="0"/>
-                <w:color w:val="64748B"/>
-                <w:sz w:val="14"/>
-              </w:rPr>
-              <w:t>Démographie</w:t>
-            </w:r>
-          </w:p>
-        </w:tc>
-        <w:tc>
-          <w:tcPr>
-            <w:tcW w:type="dxa" w:w="1531"/>
-          </w:tcPr>
-          <w:p>
-            <w:r>
-              <w:rPr>
-                <w:b/>
-                <w:i w:val="0"/>
-                <w:color w:val="16A34A"/>
-                <w:sz w:val="16"/>
-              </w:rPr>
-              <w:t>—</w:t>
-            </w:r>
-          </w:p>
-        </w:tc>
-        <w:tc>
-          <w:tcPr>
-            <w:tcW w:type="dxa" w:w="1191"/>
-          </w:tcPr>
-          <w:p>
-            <w:r>
-              <w:rPr>
-                <w:b w:val="0"/>
-                <w:i w:val="0"/>
-                <w:color w:val="64748B"/>
-                <w:sz w:val="16"/>
-              </w:rPr>
-              <w:t>GT-CQ</w:t>
-            </w:r>
-          </w:p>
-        </w:tc>
-        <w:tc>
-          <w:tcPr>
-            <w:tcW w:type="dxa" w:w="4706"/>
-          </w:tcPr>
-          <w:p>
-            <w:r>
-              <w:rPr>
-                <w:b w:val="0"/>
-                <w:i w:val="0"/>
-                <w:sz w:val="17"/>
-              </w:rPr>
-              <w:t>Prière de verifier l'information donnée par SEYNABOU DIONE ou corriger au niveau de la section 1.</w:t>
-            </w:r>
-          </w:p>
-        </w:tc>
-      </w:tr>
-      <w:tr>
-        <w:tc>
-          <w:tcPr>
-            <w:tcW w:type="dxa" w:w="964"/>
-          </w:tcPr>
-          <w:p>
-            <w:r>
-              <w:rPr>
-                <w:b/>
-                <w:i w:val="0"/>
-                <w:color w:val="EA580C"/>
-                <w:sz w:val="16"/>
-              </w:rPr>
-              <w:t>Moyenne</w:t>
-            </w:r>
-          </w:p>
-        </w:tc>
-        <w:tc>
-          <w:tcPr>
-            <w:tcW w:type="dxa" w:w="1247"/>
-          </w:tcPr>
-          <w:p>
-            <w:r>
-              <w:rPr>
-                <w:b/>
-                <w:i w:val="0"/>
-                <w:sz w:val="16"/>
-              </w:rPr>
-              <w:t>S01</w:t>
-              <w:br/>
-            </w:r>
-            <w:r>
-              <w:rPr>
-                <w:b w:val="0"/>
-                <w:i w:val="0"/>
-                <w:color w:val="64748B"/>
-                <w:sz w:val="14"/>
-              </w:rPr>
-              <w:t>Démographie</w:t>
-            </w:r>
-          </w:p>
-        </w:tc>
-        <w:tc>
-          <w:tcPr>
-            <w:tcW w:type="dxa" w:w="1531"/>
-          </w:tcPr>
-          <w:p>
-            <w:r>
-              <w:rPr>
-                <w:b/>
-                <w:i w:val="0"/>
-                <w:color w:val="16A34A"/>
-                <w:sz w:val="16"/>
-              </w:rPr>
-              <w:t>s00q27, s01q03a, s01q03b, s01q03c, s01q00b</w:t>
-            </w:r>
-          </w:p>
-        </w:tc>
-        <w:tc>
-          <w:tcPr>
-            <w:tcW w:type="dxa" w:w="1191"/>
-          </w:tcPr>
-          <w:p>
-            <w:r>
-              <w:rPr>
-                <w:b w:val="0"/>
-                <w:i w:val="0"/>
-                <w:color w:val="64748B"/>
-                <w:sz w:val="16"/>
-              </w:rPr>
-              <w:t>GT-CQ</w:t>
-            </w:r>
-          </w:p>
-        </w:tc>
-        <w:tc>
-          <w:tcPr>
-            <w:tcW w:type="dxa" w:w="4706"/>
-          </w:tcPr>
-          <w:p>
-            <w:r>
-              <w:rPr>
-                <w:b w:val="0"/>
-                <w:i w:val="0"/>
-                <w:sz w:val="17"/>
-              </w:rPr>
-              <w:t>Les informations sur l'acte de naissance (ni Jours, ni mois et ni années) de  TENNING DIOUF2  manquent, s'il vous plait pouvez-vous fournir d'effort pour avoir ces informations.</w:t>
-            </w:r>
-          </w:p>
-        </w:tc>
-      </w:tr>
-      <w:tr>
-        <w:tc>
-          <w:tcPr>
-            <w:tcW w:type="dxa" w:w="964"/>
-          </w:tcPr>
-          <w:p>
-            <w:r>
-              <w:rPr>
-                <w:b/>
-                <w:i w:val="0"/>
-                <w:color w:val="EA580C"/>
-                <w:sz w:val="16"/>
-              </w:rPr>
-              <w:t>Moyenne</w:t>
-            </w:r>
-          </w:p>
-        </w:tc>
-        <w:tc>
-          <w:tcPr>
-            <w:tcW w:type="dxa" w:w="1247"/>
-          </w:tcPr>
-          <w:p>
-            <w:r>
-              <w:rPr>
-                <w:b/>
-                <w:i w:val="0"/>
-                <w:sz w:val="16"/>
-              </w:rPr>
-              <w:t>S02</w:t>
-              <w:br/>
-            </w:r>
-            <w:r>
-              <w:rPr>
-                <w:b w:val="0"/>
-                <w:i w:val="0"/>
-                <w:color w:val="64748B"/>
-                <w:sz w:val="14"/>
-              </w:rPr>
-              <w:t>Éducation</w:t>
-            </w:r>
-          </w:p>
-        </w:tc>
-        <w:tc>
-          <w:tcPr>
-            <w:tcW w:type="dxa" w:w="1531"/>
-          </w:tcPr>
-          <w:p>
-            <w:r>
-              <w:rPr>
-                <w:b/>
-                <w:i w:val="0"/>
-                <w:color w:val="16A34A"/>
-                <w:sz w:val="16"/>
-              </w:rPr>
-              <w:t>—</w:t>
-            </w:r>
-          </w:p>
-        </w:tc>
-        <w:tc>
-          <w:tcPr>
-            <w:tcW w:type="dxa" w:w="1191"/>
-          </w:tcPr>
-          <w:p>
-            <w:r>
-              <w:rPr>
-                <w:b w:val="0"/>
-                <w:i w:val="0"/>
-                <w:color w:val="64748B"/>
-                <w:sz w:val="16"/>
-              </w:rPr>
-              <w:t>GT-CQ</w:t>
-            </w:r>
-          </w:p>
-        </w:tc>
-        <w:tc>
-          <w:tcPr>
-            <w:tcW w:type="dxa" w:w="4706"/>
-          </w:tcPr>
-          <w:p>
-            <w:r>
-              <w:rPr>
-                <w:b w:val="0"/>
-                <w:i w:val="0"/>
-                <w:sz w:val="17"/>
-              </w:rPr>
-              <w:t>veuillez, s'il vous plait, confirmer les frais de scolarité ( 1000 FCFA) payée de MODY DIONE avec le QG ou apporter les corrections nécessaires.</w:t>
-            </w:r>
-          </w:p>
-        </w:tc>
-      </w:tr>
-      <w:tr>
-        <w:tc>
-          <w:tcPr>
-            <w:tcW w:type="dxa" w:w="964"/>
-          </w:tcPr>
-          <w:p>
-            <w:r>
-              <w:rPr>
-                <w:b/>
-                <w:i w:val="0"/>
-                <w:color w:val="EA580C"/>
-                <w:sz w:val="16"/>
-              </w:rPr>
-              <w:t>Moyenne</w:t>
-            </w:r>
-          </w:p>
-        </w:tc>
-        <w:tc>
-          <w:tcPr>
-            <w:tcW w:type="dxa" w:w="1247"/>
-          </w:tcPr>
-          <w:p>
-            <w:r>
-              <w:rPr>
-                <w:b/>
-                <w:i w:val="0"/>
-                <w:sz w:val="16"/>
-              </w:rPr>
-              <w:t>S02</w:t>
-              <w:br/>
-            </w:r>
-            <w:r>
-              <w:rPr>
-                <w:b w:val="0"/>
-                <w:i w:val="0"/>
-                <w:color w:val="64748B"/>
-                <w:sz w:val="14"/>
-              </w:rPr>
-              <w:t>Éducation</w:t>
-            </w:r>
-          </w:p>
-        </w:tc>
-        <w:tc>
-          <w:tcPr>
-            <w:tcW w:type="dxa" w:w="1531"/>
-          </w:tcPr>
-          <w:p>
-            <w:r>
-              <w:rPr>
-                <w:b/>
-                <w:i w:val="0"/>
-                <w:color w:val="16A34A"/>
-                <w:sz w:val="16"/>
-              </w:rPr>
-              <w:t>—</w:t>
-            </w:r>
-          </w:p>
-        </w:tc>
-        <w:tc>
-          <w:tcPr>
-            <w:tcW w:type="dxa" w:w="1191"/>
-          </w:tcPr>
-          <w:p>
-            <w:r>
-              <w:rPr>
-                <w:b w:val="0"/>
-                <w:i w:val="0"/>
-                <w:color w:val="64748B"/>
-                <w:sz w:val="16"/>
-              </w:rPr>
-              <w:t>GT-CQ</w:t>
-            </w:r>
-          </w:p>
-        </w:tc>
-        <w:tc>
-          <w:tcPr>
-            <w:tcW w:type="dxa" w:w="4706"/>
-          </w:tcPr>
-          <w:p>
-            <w:r>
-              <w:rPr>
-                <w:b w:val="0"/>
-                <w:i w:val="0"/>
-                <w:sz w:val="17"/>
-              </w:rPr>
-              <w:t>veuillez, s'il vous plait, confirmer les frais de scolarité ( 1000 FCFA) payée de TENNING DIOUF2 avec le QG ou apporter les corrections nécessaires.</w:t>
-            </w:r>
-          </w:p>
-        </w:tc>
-      </w:tr>
-      <w:tr>
-        <w:tc>
-          <w:tcPr>
-            <w:tcW w:type="dxa" w:w="964"/>
-          </w:tcPr>
-          <w:p>
-            <w:r>
-              <w:rPr>
-                <w:b/>
-                <w:i w:val="0"/>
-                <w:color w:val="EA580C"/>
-                <w:sz w:val="16"/>
-              </w:rPr>
-              <w:t>Moyenne</w:t>
-            </w:r>
-          </w:p>
-        </w:tc>
-        <w:tc>
-          <w:tcPr>
-            <w:tcW w:type="dxa" w:w="1247"/>
-          </w:tcPr>
-          <w:p>
-            <w:r>
-              <w:rPr>
-                <w:b/>
-                <w:i w:val="0"/>
-                <w:sz w:val="16"/>
-              </w:rPr>
-              <w:t>S02</w:t>
-              <w:br/>
-            </w:r>
-            <w:r>
-              <w:rPr>
-                <w:b w:val="0"/>
-                <w:i w:val="0"/>
-                <w:color w:val="64748B"/>
-                <w:sz w:val="14"/>
-              </w:rPr>
-              <w:t>Éducation</w:t>
-            </w:r>
-          </w:p>
-        </w:tc>
-        <w:tc>
-          <w:tcPr>
-            <w:tcW w:type="dxa" w:w="1531"/>
-          </w:tcPr>
-          <w:p>
-            <w:r>
-              <w:rPr>
-                <w:b/>
-                <w:i w:val="0"/>
-                <w:color w:val="16A34A"/>
-                <w:sz w:val="16"/>
-              </w:rPr>
-              <w:t>s01q47__7, s02q24, s01q00b, s02q17_2, s02q15_2</w:t>
-            </w:r>
-          </w:p>
-        </w:tc>
-        <w:tc>
-          <w:tcPr>
-            <w:tcW w:type="dxa" w:w="1191"/>
-          </w:tcPr>
-          <w:p>
-            <w:r>
-              <w:rPr>
-                <w:b w:val="0"/>
-                <w:i w:val="0"/>
-                <w:color w:val="64748B"/>
-                <w:sz w:val="16"/>
-              </w:rPr>
-              <w:t>GT-CQ</w:t>
-            </w:r>
-          </w:p>
-        </w:tc>
-        <w:tc>
-          <w:tcPr>
-            <w:tcW w:type="dxa" w:w="4706"/>
-          </w:tcPr>
-          <w:p>
-            <w:r>
-              <w:rPr>
-                <w:b w:val="0"/>
-                <w:i w:val="0"/>
-                <w:sz w:val="17"/>
-              </w:rPr>
               <w:t>Le montant des frais pour les cahiers et autres matériels scolaires pour l'année scolaire de TENNING DIOUF2 qui fréquente 2ème année de Primaire  est de 0 FCFA, TENNING DIOUF2 a fait comment pour payer ces cahiers et autres matériels scolaires (SAC, stylo, craie, ardoise, crayon...) ? prière de corriger.</w:t>
-            </w:r>
-          </w:p>
-        </w:tc>
-      </w:tr>
-      <w:tr>
-        <w:tc>
-          <w:tcPr>
-            <w:tcW w:type="dxa" w:w="964"/>
-          </w:tcPr>
-          <w:p>
-            <w:r>
-              <w:rPr>
-                <w:b/>
-                <w:i w:val="0"/>
-                <w:color w:val="EA580C"/>
-                <w:sz w:val="16"/>
-              </w:rPr>
-              <w:t>Moyenne</w:t>
-            </w:r>
-          </w:p>
-        </w:tc>
-        <w:tc>
-          <w:tcPr>
-            <w:tcW w:type="dxa" w:w="1247"/>
-          </w:tcPr>
-          <w:p>
-            <w:r>
-              <w:rPr>
-                <w:b/>
-                <w:i w:val="0"/>
-                <w:sz w:val="16"/>
-              </w:rPr>
-              <w:t>S02</w:t>
-              <w:br/>
-            </w:r>
-            <w:r>
-              <w:rPr>
-                <w:b w:val="0"/>
-                <w:i w:val="0"/>
-                <w:color w:val="64748B"/>
-                <w:sz w:val="14"/>
-              </w:rPr>
-              <w:t>Éducation</w:t>
-            </w:r>
-          </w:p>
-        </w:tc>
-        <w:tc>
-          <w:tcPr>
-            <w:tcW w:type="dxa" w:w="1531"/>
-          </w:tcPr>
-          <w:p>
-            <w:r>
-              <w:rPr>
-                <w:b/>
-                <w:i w:val="0"/>
-                <w:color w:val="16A34A"/>
-                <w:sz w:val="16"/>
-              </w:rPr>
-              <w:t>—</w:t>
-            </w:r>
-          </w:p>
-        </w:tc>
-        <w:tc>
-          <w:tcPr>
-            <w:tcW w:type="dxa" w:w="1191"/>
-          </w:tcPr>
-          <w:p>
-            <w:r>
-              <w:rPr>
-                <w:b w:val="0"/>
-                <w:i w:val="0"/>
-                <w:color w:val="64748B"/>
-                <w:sz w:val="16"/>
-              </w:rPr>
-              <w:t>GT-CQ</w:t>
-            </w:r>
-          </w:p>
-        </w:tc>
-        <w:tc>
-          <w:tcPr>
-            <w:tcW w:type="dxa" w:w="4706"/>
-          </w:tcPr>
-          <w:p>
-            <w:r>
-              <w:rPr>
-                <w:b w:val="0"/>
-                <w:i w:val="0"/>
-                <w:sz w:val="17"/>
-              </w:rPr>
-              <w:t>veuillez, s'il vous plait, confirmer les frais de scolarité ( 1000 FCFA) payée de SANOU DIONE avec le QG ou apporter les corrections nécessaires.</w:t>
-            </w:r>
-          </w:p>
-        </w:tc>
-      </w:tr>
-      <w:tr>
-        <w:tc>
-          <w:tcPr>
-            <w:tcW w:type="dxa" w:w="964"/>
-          </w:tcPr>
-          <w:p>
-            <w:r>
-              <w:rPr>
-                <w:b/>
-                <w:i w:val="0"/>
-                <w:color w:val="EA580C"/>
-                <w:sz w:val="16"/>
-              </w:rPr>
-              <w:t>Moyenne</w:t>
-            </w:r>
-          </w:p>
-        </w:tc>
-        <w:tc>
-          <w:tcPr>
-            <w:tcW w:type="dxa" w:w="1247"/>
-          </w:tcPr>
-          <w:p>
-            <w:r>
-              <w:rPr>
-                <w:b/>
-                <w:i w:val="0"/>
-                <w:sz w:val="16"/>
-              </w:rPr>
-              <w:t>S02</w:t>
-              <w:br/>
-            </w:r>
-            <w:r>
-              <w:rPr>
-                <w:b w:val="0"/>
-                <w:i w:val="0"/>
-                <w:color w:val="64748B"/>
-                <w:sz w:val="14"/>
-              </w:rPr>
-              <w:t>Éducation</w:t>
-            </w:r>
-          </w:p>
-        </w:tc>
-        <w:tc>
-          <w:tcPr>
-            <w:tcW w:type="dxa" w:w="1531"/>
-          </w:tcPr>
-          <w:p>
-            <w:r>
-              <w:rPr>
-                <w:b/>
-                <w:i w:val="0"/>
-                <w:color w:val="16A34A"/>
-                <w:sz w:val="16"/>
-              </w:rPr>
-              <w:t>s01q47__7, s02q24, s01q00b, s02q17_2, s02q15_2</w:t>
-            </w:r>
-          </w:p>
-        </w:tc>
-        <w:tc>
-          <w:tcPr>
-            <w:tcW w:type="dxa" w:w="1191"/>
-          </w:tcPr>
-          <w:p>
-            <w:r>
-              <w:rPr>
-                <w:b w:val="0"/>
-                <w:i w:val="0"/>
-                <w:color w:val="64748B"/>
-                <w:sz w:val="16"/>
-              </w:rPr>
-              <w:t>GT-CQ</w:t>
-            </w:r>
-          </w:p>
-        </w:tc>
-        <w:tc>
-          <w:tcPr>
-            <w:tcW w:type="dxa" w:w="4706"/>
-          </w:tcPr>
-          <w:p>
-            <w:r>
-              <w:rPr>
-                <w:b w:val="0"/>
-                <w:i w:val="0"/>
-                <w:sz w:val="17"/>
-              </w:rPr>
-              <w:t>Le montant des frais pour les cahiers et autres matériels scolaires pour l'année scolaire de SANOU DIONE qui fréquente 2ème année de Primaire  est de 0 FCFA, SANOU DIONE a fait comment pour payer ces cahiers et autres matériels scolaires (SAC, stylo, craie, ardoise, crayon...) ? prière de corriger.</w:t>
-            </w:r>
-          </w:p>
-        </w:tc>
-      </w:tr>
-      <w:tr>
-        <w:tc>
-          <w:tcPr>
-            <w:tcW w:type="dxa" w:w="964"/>
-          </w:tcPr>
-          <w:p>
-            <w:r>
-              <w:rPr>
-                <w:b/>
-                <w:i w:val="0"/>
-                <w:color w:val="EA580C"/>
-                <w:sz w:val="16"/>
-              </w:rPr>
-              <w:t>Moyenne</w:t>
-            </w:r>
-          </w:p>
-        </w:tc>
-        <w:tc>
-          <w:tcPr>
-            <w:tcW w:type="dxa" w:w="1247"/>
-          </w:tcPr>
-          <w:p>
-            <w:r>
-              <w:rPr>
-                <w:b/>
-                <w:i w:val="0"/>
-                <w:sz w:val="16"/>
-              </w:rPr>
-              <w:t>S02</w:t>
-              <w:br/>
-            </w:r>
-            <w:r>
-              <w:rPr>
-                <w:b w:val="0"/>
-                <w:i w:val="0"/>
-                <w:color w:val="64748B"/>
-                <w:sz w:val="14"/>
-              </w:rPr>
-              <w:t>Éducation</w:t>
-            </w:r>
-          </w:p>
-        </w:tc>
-        <w:tc>
-          <w:tcPr>
-            <w:tcW w:type="dxa" w:w="1531"/>
-          </w:tcPr>
-          <w:p>
-            <w:r>
-              <w:rPr>
-                <w:b/>
-                <w:i w:val="0"/>
-                <w:color w:val="16A34A"/>
-                <w:sz w:val="16"/>
-              </w:rPr>
-              <w:t>—</w:t>
-            </w:r>
-          </w:p>
-        </w:tc>
-        <w:tc>
-          <w:tcPr>
-            <w:tcW w:type="dxa" w:w="1191"/>
-          </w:tcPr>
-          <w:p>
-            <w:r>
-              <w:rPr>
-                <w:b w:val="0"/>
-                <w:i w:val="0"/>
-                <w:color w:val="64748B"/>
-                <w:sz w:val="16"/>
-              </w:rPr>
-              <w:t>GT-CQ</w:t>
-            </w:r>
-          </w:p>
-        </w:tc>
-        <w:tc>
-          <w:tcPr>
-            <w:tcW w:type="dxa" w:w="4706"/>
-          </w:tcPr>
-          <w:p>
-            <w:r>
-              <w:rPr>
-                <w:b w:val="0"/>
-                <w:i w:val="0"/>
-                <w:sz w:val="17"/>
-              </w:rPr>
-              <w:t>veuillez, s'il vous plait, confirmer les frais de scolarité ( 1000 FCFA) payée de SOKHNA DIONE avec le QG ou apporter les corrections nécessaires.</w:t>
-            </w:r>
-          </w:p>
-        </w:tc>
-      </w:tr>
-      <w:tr>
-        <w:tc>
-          <w:tcPr>
-            <w:tcW w:type="dxa" w:w="964"/>
-          </w:tcPr>
-          <w:p>
-            <w:r>
-              <w:rPr>
-                <w:b/>
-                <w:i w:val="0"/>
-                <w:color w:val="EA580C"/>
-                <w:sz w:val="16"/>
-              </w:rPr>
-              <w:t>Moyenne</w:t>
-            </w:r>
-          </w:p>
-        </w:tc>
-        <w:tc>
-          <w:tcPr>
-            <w:tcW w:type="dxa" w:w="1247"/>
-          </w:tcPr>
-          <w:p>
-            <w:r>
-              <w:rPr>
-                <w:b/>
-                <w:i w:val="0"/>
-                <w:sz w:val="16"/>
-              </w:rPr>
-              <w:t>S02</w:t>
-              <w:br/>
-            </w:r>
-            <w:r>
-              <w:rPr>
-                <w:b w:val="0"/>
-                <w:i w:val="0"/>
-                <w:color w:val="64748B"/>
-                <w:sz w:val="14"/>
-              </w:rPr>
-              <w:t>Éducation</w:t>
-            </w:r>
-          </w:p>
-        </w:tc>
-        <w:tc>
-          <w:tcPr>
-            <w:tcW w:type="dxa" w:w="1531"/>
-          </w:tcPr>
-          <w:p>
-            <w:r>
-              <w:rPr>
-                <w:b/>
-                <w:i w:val="0"/>
-                <w:color w:val="16A34A"/>
-                <w:sz w:val="16"/>
-              </w:rPr>
-              <w:t>—</w:t>
-            </w:r>
-          </w:p>
-        </w:tc>
-        <w:tc>
-          <w:tcPr>
-            <w:tcW w:type="dxa" w:w="1191"/>
-          </w:tcPr>
-          <w:p>
-            <w:r>
-              <w:rPr>
-                <w:b w:val="0"/>
-                <w:i w:val="0"/>
-                <w:color w:val="64748B"/>
-                <w:sz w:val="16"/>
-              </w:rPr>
-              <w:t>GT-CQ</w:t>
-            </w:r>
-          </w:p>
-        </w:tc>
-        <w:tc>
-          <w:tcPr>
-            <w:tcW w:type="dxa" w:w="4706"/>
-          </w:tcPr>
-          <w:p>
-            <w:r>
-              <w:rPr>
-                <w:b w:val="0"/>
-                <w:i w:val="0"/>
-                <w:sz w:val="17"/>
-              </w:rPr>
-              <w:t>veuillez, s'il vous plait, confirmer les frais de scolarité ( 1000 FCFA) payée de YANDE DIONE avec le QG ou apporter les corrections nécessaires.</w:t>
-            </w:r>
-          </w:p>
-        </w:tc>
-      </w:tr>
-      <w:tr>
-        <w:tc>
-          <w:tcPr>
-            <w:tcW w:type="dxa" w:w="964"/>
-          </w:tcPr>
-          <w:p>
-            <w:r>
-              <w:rPr>
-                <w:b/>
-                <w:i w:val="0"/>
-                <w:color w:val="EA580C"/>
-                <w:sz w:val="16"/>
-              </w:rPr>
-              <w:t>Moyenne</w:t>
-            </w:r>
-          </w:p>
-        </w:tc>
-        <w:tc>
-          <w:tcPr>
-            <w:tcW w:type="dxa" w:w="1247"/>
-          </w:tcPr>
-          <w:p>
-            <w:r>
-              <w:rPr>
-                <w:b/>
-                <w:i w:val="0"/>
-                <w:sz w:val="16"/>
-              </w:rPr>
-              <w:t>S02</w:t>
-              <w:br/>
-            </w:r>
-            <w:r>
-              <w:rPr>
-                <w:b w:val="0"/>
-                <w:i w:val="0"/>
-                <w:color w:val="64748B"/>
-                <w:sz w:val="14"/>
-              </w:rPr>
-              <w:t>Éducation</w:t>
-            </w:r>
-          </w:p>
-        </w:tc>
-        <w:tc>
-          <w:tcPr>
-            <w:tcW w:type="dxa" w:w="1531"/>
-          </w:tcPr>
-          <w:p>
-            <w:r>
-              <w:rPr>
-                <w:b/>
-                <w:i w:val="0"/>
-                <w:color w:val="16A34A"/>
-                <w:sz w:val="16"/>
-              </w:rPr>
-              <w:t>—</w:t>
-            </w:r>
-          </w:p>
-        </w:tc>
-        <w:tc>
-          <w:tcPr>
-            <w:tcW w:type="dxa" w:w="1191"/>
-          </w:tcPr>
-          <w:p>
-            <w:r>
-              <w:rPr>
-                <w:b w:val="0"/>
-                <w:i w:val="0"/>
-                <w:color w:val="64748B"/>
-                <w:sz w:val="16"/>
-              </w:rPr>
-              <w:t>GT-CQ</w:t>
-            </w:r>
-          </w:p>
-        </w:tc>
-        <w:tc>
-          <w:tcPr>
-            <w:tcW w:type="dxa" w:w="4706"/>
-          </w:tcPr>
-          <w:p>
-            <w:r>
-              <w:rPr>
-                <w:b w:val="0"/>
-                <w:i w:val="0"/>
-                <w:sz w:val="17"/>
-              </w:rPr>
-              <w:t>Prière de régarder les questions 2.13 et 2.33 auprès de l'enquêté.</w:t>
-            </w:r>
-          </w:p>
-        </w:tc>
-      </w:tr>
-      <w:tr>
-        <w:tc>
-          <w:tcPr>
-            <w:tcW w:type="dxa" w:w="964"/>
-          </w:tcPr>
-          <w:p>
-            <w:r>
-              <w:rPr>
-                <w:b/>
-                <w:i w:val="0"/>
-                <w:color w:val="EA580C"/>
-                <w:sz w:val="16"/>
-              </w:rPr>
-              <w:t>Moyenne</w:t>
-            </w:r>
-          </w:p>
-        </w:tc>
-        <w:tc>
-          <w:tcPr>
-            <w:tcW w:type="dxa" w:w="1247"/>
-          </w:tcPr>
-          <w:p>
-            <w:r>
-              <w:rPr>
-                <w:b/>
-                <w:i w:val="0"/>
-                <w:sz w:val="16"/>
-              </w:rPr>
-              <w:t>S02</w:t>
-              <w:br/>
-            </w:r>
-            <w:r>
-              <w:rPr>
-                <w:b w:val="0"/>
-                <w:i w:val="0"/>
-                <w:color w:val="64748B"/>
-                <w:sz w:val="14"/>
-              </w:rPr>
-              <w:t>Éducation</w:t>
-            </w:r>
-          </w:p>
-        </w:tc>
-        <w:tc>
-          <w:tcPr>
-            <w:tcW w:type="dxa" w:w="1531"/>
-          </w:tcPr>
-          <w:p>
-            <w:r>
-              <w:rPr>
-                <w:b/>
-                <w:i w:val="0"/>
-                <w:color w:val="16A34A"/>
-                <w:sz w:val="16"/>
-              </w:rPr>
-              <w:t>—</w:t>
-            </w:r>
-          </w:p>
-        </w:tc>
-        <w:tc>
-          <w:tcPr>
-            <w:tcW w:type="dxa" w:w="1191"/>
-          </w:tcPr>
-          <w:p>
-            <w:r>
-              <w:rPr>
-                <w:b w:val="0"/>
-                <w:i w:val="0"/>
-                <w:color w:val="64748B"/>
-                <w:sz w:val="16"/>
-              </w:rPr>
-              <w:t>GT-CQ</w:t>
-            </w:r>
-          </w:p>
-        </w:tc>
-        <w:tc>
-          <w:tcPr>
-            <w:tcW w:type="dxa" w:w="4706"/>
-          </w:tcPr>
-          <w:p>
-            <w:r>
-              <w:rPr>
-                <w:b w:val="0"/>
-                <w:i w:val="0"/>
-                <w:sz w:val="17"/>
-              </w:rPr>
-              <w:t>Prière de vous adresser à TENNING DIOUF1 pour avoir l'année exacte.</w:t>
-            </w:r>
-          </w:p>
-        </w:tc>
-      </w:tr>
-      <w:tr>
-        <w:tc>
-          <w:tcPr>
-            <w:tcW w:type="dxa" w:w="964"/>
-          </w:tcPr>
-          <w:p>
-            <w:r>
-              <w:rPr>
-                <w:b/>
-                <w:i w:val="0"/>
-                <w:color w:val="EA580C"/>
-                <w:sz w:val="16"/>
-              </w:rPr>
-              <w:t>Moyenne</w:t>
-            </w:r>
-          </w:p>
-        </w:tc>
-        <w:tc>
-          <w:tcPr>
-            <w:tcW w:type="dxa" w:w="1247"/>
-          </w:tcPr>
-          <w:p>
-            <w:r>
-              <w:rPr>
-                <w:b/>
-                <w:i w:val="0"/>
-                <w:sz w:val="16"/>
-              </w:rPr>
-              <w:t>S02</w:t>
-              <w:br/>
-            </w:r>
-            <w:r>
-              <w:rPr>
-                <w:b w:val="0"/>
-                <w:i w:val="0"/>
-                <w:color w:val="64748B"/>
-                <w:sz w:val="14"/>
-              </w:rPr>
-              <w:t>Éducation</w:t>
-            </w:r>
-          </w:p>
-        </w:tc>
-        <w:tc>
-          <w:tcPr>
-            <w:tcW w:type="dxa" w:w="1531"/>
-          </w:tcPr>
-          <w:p>
-            <w:r>
-              <w:rPr>
-                <w:b/>
-                <w:i w:val="0"/>
-                <w:color w:val="16A34A"/>
-                <w:sz w:val="16"/>
-              </w:rPr>
-              <w:t>s01q23, s01q00b, s01q23_autre</w:t>
-            </w:r>
-          </w:p>
-        </w:tc>
-        <w:tc>
-          <w:tcPr>
-            <w:tcW w:type="dxa" w:w="1191"/>
-          </w:tcPr>
-          <w:p>
-            <w:r>
-              <w:rPr>
-                <w:b w:val="0"/>
-                <w:i w:val="0"/>
-                <w:color w:val="64748B"/>
-                <w:sz w:val="16"/>
-              </w:rPr>
-              <w:t>GT-CQ</w:t>
-            </w:r>
-          </w:p>
-        </w:tc>
-        <w:tc>
-          <w:tcPr>
-            <w:tcW w:type="dxa" w:w="4706"/>
-          </w:tcPr>
-          <w:p>
-            <w:r>
-              <w:rPr>
-                <w:b w:val="0"/>
-                <w:i w:val="0"/>
-                <w:sz w:val="17"/>
-              </w:rPr>
-              <w:t>La raison principale que DABA DIONE2 n'a pas fait des études dans une école formelle est n'a pas été inscrit et semble exister dans les modalités, prière de prendre attache avec le QG pour plus d'explication afin de la classer bien.</w:t>
             </w:r>
           </w:p>
         </w:tc>
